--- a/00-首页/题组Word/阶段测试卷/有机化学阶段测试卷.docx
+++ b/00-首页/题组Word/阶段测试卷/有机化学阶段测试卷.docx
@@ -106,67 +106,6 @@
           <w:rFonts w:hint="eastAsia" w:ascii="Times New Roman" w:hAnsi="Times New Roman" w:eastAsia="Times New Roman" w:cs="Times New Roman"/>
         </w:rPr>
         <w:t>）</w:t>
-      </w:r>
-    </w:p>
-    <w:p>
-      <w:pPr>
-        <w:pStyle w:val="BlockText"/>
-      </w:pPr>
-      <w:r>
-        <w:rPr>
-          <w:rFonts w:hint="eastAsia" w:ascii="Times New Roman" w:hAnsi="Times New Roman" w:eastAsia="FangSong" w:cs="Times New Roman"/>
-          <w:b/>
-          <w:bCs/>
-        </w:rPr>
-        <w:t xml:space="preserve">来源</w:t>
-      </w:r>
-      <w:r>
-        <w:rPr>
-          <w:rFonts w:hint="eastAsia" w:ascii="Times New Roman" w:hAnsi="Times New Roman" w:eastAsia="Times New Roman" w:cs="Times New Roman"/>
-        </w:rPr>
-        <w:t>：</w:t>
-      </w:r>
-      <w:r>
-        <w:rPr>
-          <w:rFonts w:hint="eastAsia" w:ascii="Times New Roman" w:hAnsi="Times New Roman" w:eastAsia="FangSong" w:cs="Times New Roman"/>
-        </w:rPr>
-        <w:t>题</w:t>
-      </w:r>
-      <w:r>
-        <w:rPr>
-          <w:rFonts w:hint="eastAsia" w:ascii="Times New Roman" w:hAnsi="Times New Roman" w:eastAsia="Times New Roman" w:cs="Times New Roman"/>
-        </w:rPr>
-        <w:t>-992-</w:t>
-      </w:r>
-      <w:r>
-        <w:rPr>
-          <w:rFonts w:hint="eastAsia" w:ascii="Times New Roman" w:hAnsi="Times New Roman" w:eastAsia="FangSong" w:cs="Times New Roman"/>
-        </w:rPr>
-        <w:t>二分册</w:t>
-      </w:r>
-      <w:r>
-        <w:rPr>
-          <w:rFonts w:hint="eastAsia" w:ascii="Times New Roman" w:hAnsi="Times New Roman" w:eastAsia="Times New Roman" w:cs="Times New Roman"/>
-        </w:rPr>
-        <w:t>-L9</w:t>
-      </w:r>
-      <w:r>
-        <w:rPr>
-          <w:rFonts w:hint="eastAsia" w:ascii="Times New Roman" w:hAnsi="Times New Roman" w:eastAsia="FangSong" w:cs="Times New Roman"/>
-        </w:rPr>
-        <w:t>对例</w:t>
-      </w:r>
-      <w:r>
-        <w:rPr>
-          <w:rFonts w:hint="eastAsia" w:ascii="Times New Roman" w:hAnsi="Times New Roman" w:eastAsia="Times New Roman" w:cs="Times New Roman"/>
-        </w:rPr>
-        <w:t>1-2008</w:t>
-      </w:r>
-      <w:r>
-        <w:rPr>
-          <w:rFonts w:hint="eastAsia" w:ascii="Times New Roman" w:hAnsi="Times New Roman" w:eastAsia="FangSong" w:cs="Times New Roman"/>
-        </w:rPr>
-        <w:t>上海交大可燃冰启示</w:t>
       </w:r>
     </w:p>
     <w:p>
@@ -501,6 +440,31 @@
         <w:t>）？</w:t>
       </w:r>
     </w:p>
+    <w:p>
+      <w:pPr>
+        <w:spacing w:before="0" w:after="0"/>
+      </w:pPr>
+    </w:p>
+    <w:p>
+      <w:pPr>
+        <w:spacing w:before="0" w:after="0"/>
+      </w:pPr>
+    </w:p>
+    <w:p>
+      <w:pPr>
+        <w:spacing w:before="0" w:after="0"/>
+      </w:pPr>
+    </w:p>
+    <w:p>
+      <w:pPr>
+        <w:spacing w:before="0" w:after="0"/>
+      </w:pPr>
+    </w:p>
+    <w:p>
+      <w:pPr>
+        <w:spacing w:before="0" w:after="0"/>
+      </w:pPr>
+    </w:p>
     <w:bookmarkEnd w:id="9"/>
     <w:bookmarkStart w:id="10" w:name="分-1"/>
     <w:p>
@@ -531,67 +495,6 @@
           <w:rFonts w:hint="eastAsia" w:ascii="Times New Roman" w:hAnsi="Times New Roman" w:eastAsia="Times New Roman" w:cs="Times New Roman"/>
         </w:rPr>
         <w:t>）</w:t>
-      </w:r>
-    </w:p>
-    <w:p>
-      <w:pPr>
-        <w:pStyle w:val="BlockText"/>
-      </w:pPr>
-      <w:r>
-        <w:rPr>
-          <w:rFonts w:hint="eastAsia" w:ascii="Times New Roman" w:hAnsi="Times New Roman" w:eastAsia="FangSong" w:cs="Times New Roman"/>
-          <w:b/>
-          <w:bCs/>
-        </w:rPr>
-        <w:t xml:space="preserve">来源</w:t>
-      </w:r>
-      <w:r>
-        <w:rPr>
-          <w:rFonts w:hint="eastAsia" w:ascii="Times New Roman" w:hAnsi="Times New Roman" w:eastAsia="Times New Roman" w:cs="Times New Roman"/>
-        </w:rPr>
-        <w:t>：</w:t>
-      </w:r>
-      <w:r>
-        <w:rPr>
-          <w:rFonts w:hint="eastAsia" w:ascii="Times New Roman" w:hAnsi="Times New Roman" w:eastAsia="FangSong" w:cs="Times New Roman"/>
-        </w:rPr>
-        <w:t>题</w:t>
-      </w:r>
-      <w:r>
-        <w:rPr>
-          <w:rFonts w:hint="eastAsia" w:ascii="Times New Roman" w:hAnsi="Times New Roman" w:eastAsia="Times New Roman" w:cs="Times New Roman"/>
-        </w:rPr>
-        <w:t>-1002-</w:t>
-      </w:r>
-      <w:r>
-        <w:rPr>
-          <w:rFonts w:hint="eastAsia" w:ascii="Times New Roman" w:hAnsi="Times New Roman" w:eastAsia="FangSong" w:cs="Times New Roman"/>
-        </w:rPr>
-        <w:t>二分册</w:t>
-      </w:r>
-      <w:r>
-        <w:rPr>
-          <w:rFonts w:hint="eastAsia" w:ascii="Times New Roman" w:hAnsi="Times New Roman" w:eastAsia="Times New Roman" w:cs="Times New Roman"/>
-        </w:rPr>
-        <w:t>-L9</w:t>
-      </w:r>
-      <w:r>
-        <w:rPr>
-          <w:rFonts w:hint="eastAsia" w:ascii="Times New Roman" w:hAnsi="Times New Roman" w:eastAsia="FangSong" w:cs="Times New Roman"/>
-        </w:rPr>
-        <w:t>实</w:t>
-      </w:r>
-      <w:r>
-        <w:rPr>
-          <w:rFonts w:hint="eastAsia" w:ascii="Times New Roman" w:hAnsi="Times New Roman" w:eastAsia="Times New Roman" w:cs="Times New Roman"/>
-        </w:rPr>
-        <w:t>9-2</w:t>
-      </w:r>
-      <w:r>
-        <w:rPr>
-          <w:rFonts w:hint="eastAsia" w:ascii="Times New Roman" w:hAnsi="Times New Roman" w:eastAsia="FangSong" w:cs="Times New Roman"/>
-        </w:rPr>
-        <w:t>甲基丁烷一氯化活性比</w:t>
       </w:r>
     </w:p>
     <w:p>
@@ -1390,6 +1293,21 @@
         <w:t>。</w:t>
       </w:r>
     </w:p>
+    <w:p>
+      <w:pPr>
+        <w:spacing w:before="0" w:after="0"/>
+      </w:pPr>
+    </w:p>
+    <w:p>
+      <w:pPr>
+        <w:spacing w:before="0" w:after="0"/>
+      </w:pPr>
+    </w:p>
+    <w:p>
+      <w:pPr>
+        <w:spacing w:before="0" w:after="0"/>
+      </w:pPr>
+    </w:p>
     <w:bookmarkEnd w:id="10"/>
     <w:bookmarkStart w:id="11" w:name="分-2"/>
     <w:p>
@@ -1420,67 +1338,6 @@
           <w:rFonts w:hint="eastAsia" w:ascii="Times New Roman" w:hAnsi="Times New Roman" w:eastAsia="Times New Roman" w:cs="Times New Roman"/>
         </w:rPr>
         <w:t>）</w:t>
-      </w:r>
-    </w:p>
-    <w:p>
-      <w:pPr>
-        <w:pStyle w:val="BlockText"/>
-      </w:pPr>
-      <w:r>
-        <w:rPr>
-          <w:rFonts w:hint="eastAsia" w:ascii="Times New Roman" w:hAnsi="Times New Roman" w:eastAsia="FangSong" w:cs="Times New Roman"/>
-          <w:b/>
-          <w:bCs/>
-        </w:rPr>
-        <w:t xml:space="preserve">来源</w:t>
-      </w:r>
-      <w:r>
-        <w:rPr>
-          <w:rFonts w:hint="eastAsia" w:ascii="Times New Roman" w:hAnsi="Times New Roman" w:eastAsia="Times New Roman" w:cs="Times New Roman"/>
-        </w:rPr>
-        <w:t>：</w:t>
-      </w:r>
-      <w:r>
-        <w:rPr>
-          <w:rFonts w:hint="eastAsia" w:ascii="Times New Roman" w:hAnsi="Times New Roman" w:eastAsia="FangSong" w:cs="Times New Roman"/>
-        </w:rPr>
-        <w:t>题</w:t>
-      </w:r>
-      <w:r>
-        <w:rPr>
-          <w:rFonts w:hint="eastAsia" w:ascii="Times New Roman" w:hAnsi="Times New Roman" w:eastAsia="Times New Roman" w:cs="Times New Roman"/>
-        </w:rPr>
-        <w:t>-993-</w:t>
-      </w:r>
-      <w:r>
-        <w:rPr>
-          <w:rFonts w:hint="eastAsia" w:ascii="Times New Roman" w:hAnsi="Times New Roman" w:eastAsia="FangSong" w:cs="Times New Roman"/>
-        </w:rPr>
-        <w:t>二分册</w:t>
-      </w:r>
-      <w:r>
-        <w:rPr>
-          <w:rFonts w:hint="eastAsia" w:ascii="Times New Roman" w:hAnsi="Times New Roman" w:eastAsia="Times New Roman" w:cs="Times New Roman"/>
-        </w:rPr>
-        <w:t>-L9</w:t>
-      </w:r>
-      <w:r>
-        <w:rPr>
-          <w:rFonts w:hint="eastAsia" w:ascii="Times New Roman" w:hAnsi="Times New Roman" w:eastAsia="FangSong" w:cs="Times New Roman"/>
-        </w:rPr>
-        <w:t>对例</w:t>
-      </w:r>
-      <w:r>
-        <w:rPr>
-          <w:rFonts w:hint="eastAsia" w:ascii="Times New Roman" w:hAnsi="Times New Roman" w:eastAsia="Times New Roman" w:cs="Times New Roman"/>
-        </w:rPr>
-        <w:t>2-1998</w:t>
-      </w:r>
-      <w:r>
-        <w:rPr>
-          <w:rFonts w:hint="eastAsia" w:ascii="Times New Roman" w:hAnsi="Times New Roman" w:eastAsia="FangSong" w:cs="Times New Roman"/>
-        </w:rPr>
-        <w:t>全国初赛三种等摩尔烷烃</w:t>
       </w:r>
     </w:p>
     <w:p>
@@ -1797,6 +1654,31 @@
         <w:t>）</w:t>
       </w:r>
     </w:p>
+    <w:p>
+      <w:pPr>
+        <w:spacing w:before="0" w:after="0"/>
+      </w:pPr>
+    </w:p>
+    <w:p>
+      <w:pPr>
+        <w:spacing w:before="0" w:after="0"/>
+      </w:pPr>
+    </w:p>
+    <w:p>
+      <w:pPr>
+        <w:spacing w:before="0" w:after="0"/>
+      </w:pPr>
+    </w:p>
+    <w:p>
+      <w:pPr>
+        <w:spacing w:before="0" w:after="0"/>
+      </w:pPr>
+    </w:p>
+    <w:p>
+      <w:pPr>
+        <w:spacing w:before="0" w:after="0"/>
+      </w:pPr>
+    </w:p>
     <w:bookmarkStart w:id="13" w:name="分-3"/>
     <w:p>
       <w:pPr>
@@ -1830,67 +1712,6 @@
     </w:p>
     <w:p>
       <w:pPr>
-        <w:pStyle w:val="BlockText"/>
-      </w:pPr>
-      <w:r>
-        <w:rPr>
-          <w:rFonts w:hint="eastAsia" w:ascii="Times New Roman" w:hAnsi="Times New Roman" w:eastAsia="FangSong" w:cs="Times New Roman"/>
-          <w:b/>
-          <w:bCs/>
-        </w:rPr>
-        <w:t xml:space="preserve">来源</w:t>
-      </w:r>
-      <w:r>
-        <w:rPr>
-          <w:rFonts w:hint="eastAsia" w:ascii="Times New Roman" w:hAnsi="Times New Roman" w:eastAsia="Times New Roman" w:cs="Times New Roman"/>
-        </w:rPr>
-        <w:t>：</w:t>
-      </w:r>
-      <w:r>
-        <w:rPr>
-          <w:rFonts w:hint="eastAsia" w:ascii="Times New Roman" w:hAnsi="Times New Roman" w:eastAsia="FangSong" w:cs="Times New Roman"/>
-        </w:rPr>
-        <w:t>题</w:t>
-      </w:r>
-      <w:r>
-        <w:rPr>
-          <w:rFonts w:hint="eastAsia" w:ascii="Times New Roman" w:hAnsi="Times New Roman" w:eastAsia="Times New Roman" w:cs="Times New Roman"/>
-        </w:rPr>
-        <w:t>-1015-</w:t>
-      </w:r>
-      <w:r>
-        <w:rPr>
-          <w:rFonts w:hint="eastAsia" w:ascii="Times New Roman" w:hAnsi="Times New Roman" w:eastAsia="FangSong" w:cs="Times New Roman"/>
-        </w:rPr>
-        <w:t>二分册</w:t>
-      </w:r>
-      <w:r>
-        <w:rPr>
-          <w:rFonts w:hint="eastAsia" w:ascii="Times New Roman" w:hAnsi="Times New Roman" w:eastAsia="Times New Roman" w:cs="Times New Roman"/>
-        </w:rPr>
-        <w:t>-L10</w:t>
-      </w:r>
-      <w:r>
-        <w:rPr>
-          <w:rFonts w:hint="eastAsia" w:ascii="Times New Roman" w:hAnsi="Times New Roman" w:eastAsia="FangSong" w:cs="Times New Roman"/>
-        </w:rPr>
-        <w:t>实</w:t>
-      </w:r>
-      <w:r>
-        <w:rPr>
-          <w:rFonts w:hint="eastAsia" w:ascii="Times New Roman" w:hAnsi="Times New Roman" w:eastAsia="Times New Roman" w:cs="Times New Roman"/>
-        </w:rPr>
-        <w:t>2-</w:t>
-      </w:r>
-      <w:r>
-        <w:rPr>
-          <w:rFonts w:hint="eastAsia" w:ascii="Times New Roman" w:hAnsi="Times New Roman" w:eastAsia="FangSong" w:cs="Times New Roman"/>
-        </w:rPr>
-        <w:t>等量耗氧组合</w:t>
-      </w:r>
-    </w:p>
-    <w:p>
-      <w:pPr>
         <w:pStyle w:val="FirstParagraph"/>
       </w:pPr>
       <w:r>
@@ -1951,6 +1772,8 @@
     <w:p>
       <w:pPr>
         <w:pStyle w:val="BodyText"/>
+        <w:ind w:left="480" w:hanging="480"/>
+        <w:spacing w:after="0"/>
       </w:pPr>
       <w:r>
         <w:rPr>
@@ -2038,7 +1861,20 @@
         <w:rPr>
           <w:rFonts w:ascii="Times New Roman" w:hAnsi="Times New Roman" w:eastAsia="Times New Roman" w:cs="Times New Roman"/>
         </w:rPr>
-        <w:t xml:space="preserve">　B.</w:t>
+        <w:t xml:space="preserve">　</w:t>
+      </w:r>
+    </w:p>
+    <w:p>
+      <w:pPr>
+        <w:pStyle w:val="BodyText"/>
+        <w:ind w:left="480" w:hanging="480"/>
+        <w:spacing w:before="0" w:after="0"/>
+      </w:pPr>
+      <w:r>
+        <w:rPr>
+          <w:rFonts w:ascii="Times New Roman" w:hAnsi="Times New Roman" w:eastAsia="Times New Roman" w:cs="Times New Roman"/>
+        </w:rPr>
+        <w:t xml:space="preserve">B.</w:t>
       </w:r>
       <w:r>
         <w:rPr>
@@ -2120,7 +1956,20 @@
         <w:rPr>
           <w:rFonts w:ascii="Times New Roman" w:hAnsi="Times New Roman" w:eastAsia="Times New Roman" w:cs="Times New Roman"/>
         </w:rPr>
-        <w:t xml:space="preserve">　C.</w:t>
+        <w:t xml:space="preserve">　</w:t>
+      </w:r>
+    </w:p>
+    <w:p>
+      <w:pPr>
+        <w:pStyle w:val="BodyText"/>
+        <w:ind w:left="480" w:hanging="480"/>
+        <w:spacing w:before="0" w:after="0"/>
+      </w:pPr>
+      <w:r>
+        <w:rPr>
+          <w:rFonts w:ascii="Times New Roman" w:hAnsi="Times New Roman" w:eastAsia="Times New Roman" w:cs="Times New Roman"/>
+        </w:rPr>
+        <w:t xml:space="preserve">C.</w:t>
       </w:r>
       <w:r>
         <w:rPr>
@@ -2202,7 +2051,20 @@
         <w:rPr>
           <w:rFonts w:ascii="Times New Roman" w:hAnsi="Times New Roman" w:eastAsia="Times New Roman" w:cs="Times New Roman"/>
         </w:rPr>
-        <w:t xml:space="preserve">　D.</w:t>
+        <w:t xml:space="preserve">　</w:t>
+      </w:r>
+    </w:p>
+    <w:p>
+      <w:pPr>
+        <w:pStyle w:val="BodyText"/>
+        <w:ind w:left="480" w:hanging="480"/>
+        <w:spacing w:before="0" w:after="180"/>
+      </w:pPr>
+      <w:r>
+        <w:rPr>
+          <w:rFonts w:ascii="Times New Roman" w:hAnsi="Times New Roman" w:eastAsia="Times New Roman" w:cs="Times New Roman"/>
+        </w:rPr>
+        <w:t xml:space="preserve">D.</w:t>
       </w:r>
       <w:r>
         <w:rPr>
@@ -2284,6 +2146,16 @@
         </m:r>
       </m:oMath>
     </w:p>
+    <w:p>
+      <w:pPr>
+        <w:spacing w:before="0" w:after="0"/>
+      </w:pPr>
+    </w:p>
+    <w:p>
+      <w:pPr>
+        <w:spacing w:before="0" w:after="0"/>
+      </w:pPr>
+    </w:p>
     <w:bookmarkEnd w:id="13"/>
     <w:bookmarkStart w:id="17" w:name="分-4"/>
     <w:p>
@@ -2314,79 +2186,6 @@
           <w:rFonts w:hint="eastAsia" w:ascii="Times New Roman" w:hAnsi="Times New Roman" w:eastAsia="Times New Roman" w:cs="Times New Roman"/>
         </w:rPr>
         <w:t>）</w:t>
-      </w:r>
-    </w:p>
-    <w:p>
-      <w:pPr>
-        <w:pStyle w:val="BlockText"/>
-      </w:pPr>
-      <w:r>
-        <w:rPr>
-          <w:rFonts w:hint="eastAsia" w:ascii="Times New Roman" w:hAnsi="Times New Roman" w:eastAsia="FangSong" w:cs="Times New Roman"/>
-          <w:b/>
-          <w:bCs/>
-        </w:rPr>
-        <w:t xml:space="preserve">来源</w:t>
-      </w:r>
-      <w:r>
-        <w:rPr>
-          <w:rFonts w:hint="eastAsia" w:ascii="Times New Roman" w:hAnsi="Times New Roman" w:eastAsia="Times New Roman" w:cs="Times New Roman"/>
-        </w:rPr>
-        <w:t>：</w:t>
-      </w:r>
-      <w:r>
-        <w:rPr>
-          <w:rFonts w:hint="eastAsia" w:ascii="Times New Roman" w:hAnsi="Times New Roman" w:eastAsia="FangSong" w:cs="Times New Roman"/>
-        </w:rPr>
-        <w:t>题</w:t>
-      </w:r>
-      <w:r>
-        <w:rPr>
-          <w:rFonts w:hint="eastAsia" w:ascii="Times New Roman" w:hAnsi="Times New Roman" w:eastAsia="Times New Roman" w:cs="Times New Roman"/>
-        </w:rPr>
-        <w:t>-1021-</w:t>
-      </w:r>
-      <w:r>
-        <w:rPr>
-          <w:rFonts w:hint="eastAsia" w:ascii="Times New Roman" w:hAnsi="Times New Roman" w:eastAsia="FangSong" w:cs="Times New Roman"/>
-        </w:rPr>
-        <w:t>二分册</w:t>
-      </w:r>
-      <w:r>
-        <w:rPr>
-          <w:rFonts w:hint="eastAsia" w:ascii="Times New Roman" w:hAnsi="Times New Roman" w:eastAsia="Times New Roman" w:cs="Times New Roman"/>
-        </w:rPr>
-        <w:t>-L10</w:t>
-      </w:r>
-      <w:r>
-        <w:rPr>
-          <w:rFonts w:hint="eastAsia" w:ascii="Times New Roman" w:hAnsi="Times New Roman" w:eastAsia="FangSong" w:cs="Times New Roman"/>
-        </w:rPr>
-        <w:t>实</w:t>
-      </w:r>
-      <w:r>
-        <w:rPr>
-          <w:rFonts w:hint="eastAsia" w:ascii="Times New Roman" w:hAnsi="Times New Roman" w:eastAsia="Times New Roman" w:cs="Times New Roman"/>
-        </w:rPr>
-        <w:t>8-</w:t>
-      </w:r>
-      <w:r>
-        <w:rPr>
-          <w:rFonts w:hint="eastAsia" w:ascii="Times New Roman" w:hAnsi="Times New Roman" w:eastAsia="FangSong" w:cs="Times New Roman"/>
-        </w:rPr>
-        <w:t>萜二烯</w:t>
-      </w:r>
-      <w:r>
-        <w:rPr>
-          <w:rFonts w:hint="eastAsia" w:ascii="Times New Roman" w:hAnsi="Times New Roman" w:eastAsia="Times New Roman" w:cs="Times New Roman"/>
-        </w:rPr>
-        <w:t>18</w:t>
-      </w:r>
-      <w:r>
-        <w:rPr>
-          <w:rFonts w:hint="eastAsia" w:ascii="Times New Roman" w:hAnsi="Times New Roman" w:eastAsia="FangSong" w:cs="Times New Roman"/>
-        </w:rPr>
-        <w:t>三试剂产物</w:t>
       </w:r>
     </w:p>
     <w:p>
@@ -2436,7 +2235,7 @@
         </w:rPr>
         <w:drawing>
           <wp:inline>
-            <wp:extent cx="2019300" cy="2946400"/>
+            <wp:extent cx="2019300" cy="2882900"/>
             <wp:effectExtent b="0" l="0" r="0" t="0"/>
             <wp:docPr descr="" title="" id="15" name="Picture"/>
             <a:graphic>
@@ -2457,7 +2256,7 @@
                   <pic:spPr bwMode="auto">
                     <a:xfrm>
                       <a:off x="0" y="0"/>
-                      <a:ext cx="2019300" cy="2946400"/>
+                      <a:ext cx="2019300" cy="2882900"/>
                     </a:xfrm>
                     <a:prstGeom prst="rect">
                       <a:avLst/>
@@ -2651,6 +2450,21 @@
         <w:t>。</w:t>
       </w:r>
     </w:p>
+    <w:p>
+      <w:pPr>
+        <w:spacing w:before="0" w:after="0"/>
+      </w:pPr>
+    </w:p>
+    <w:p>
+      <w:pPr>
+        <w:spacing w:before="0" w:after="0"/>
+      </w:pPr>
+    </w:p>
+    <w:p>
+      <w:pPr>
+        <w:spacing w:before="0" w:after="0"/>
+      </w:pPr>
+    </w:p>
     <w:bookmarkEnd w:id="17"/>
     <w:bookmarkStart w:id="21" w:name="分-5"/>
     <w:p>
@@ -2681,79 +2495,6 @@
           <w:rFonts w:hint="eastAsia" w:ascii="Times New Roman" w:hAnsi="Times New Roman" w:eastAsia="Times New Roman" w:cs="Times New Roman"/>
         </w:rPr>
         <w:t>）</w:t>
-      </w:r>
-    </w:p>
-    <w:p>
-      <w:pPr>
-        <w:pStyle w:val="BlockText"/>
-      </w:pPr>
-      <w:r>
-        <w:rPr>
-          <w:rFonts w:hint="eastAsia" w:ascii="Times New Roman" w:hAnsi="Times New Roman" w:eastAsia="FangSong" w:cs="Times New Roman"/>
-          <w:b/>
-          <w:bCs/>
-        </w:rPr>
-        <w:t xml:space="preserve">来源</w:t>
-      </w:r>
-      <w:r>
-        <w:rPr>
-          <w:rFonts w:hint="eastAsia" w:ascii="Times New Roman" w:hAnsi="Times New Roman" w:eastAsia="Times New Roman" w:cs="Times New Roman"/>
-        </w:rPr>
-        <w:t>：</w:t>
-      </w:r>
-      <w:r>
-        <w:rPr>
-          <w:rFonts w:hint="eastAsia" w:ascii="Times New Roman" w:hAnsi="Times New Roman" w:eastAsia="FangSong" w:cs="Times New Roman"/>
-        </w:rPr>
-        <w:t>题</w:t>
-      </w:r>
-      <w:r>
-        <w:rPr>
-          <w:rFonts w:hint="eastAsia" w:ascii="Times New Roman" w:hAnsi="Times New Roman" w:eastAsia="Times New Roman" w:cs="Times New Roman"/>
-        </w:rPr>
-        <w:t>-1024-</w:t>
-      </w:r>
-      <w:r>
-        <w:rPr>
-          <w:rFonts w:hint="eastAsia" w:ascii="Times New Roman" w:hAnsi="Times New Roman" w:eastAsia="FangSong" w:cs="Times New Roman"/>
-        </w:rPr>
-        <w:t>二分册</w:t>
-      </w:r>
-      <w:r>
-        <w:rPr>
-          <w:rFonts w:hint="eastAsia" w:ascii="Times New Roman" w:hAnsi="Times New Roman" w:eastAsia="Times New Roman" w:cs="Times New Roman"/>
-        </w:rPr>
-        <w:t>-L10</w:t>
-      </w:r>
-      <w:r>
-        <w:rPr>
-          <w:rFonts w:hint="eastAsia" w:ascii="Times New Roman" w:hAnsi="Times New Roman" w:eastAsia="FangSong" w:cs="Times New Roman"/>
-        </w:rPr>
-        <w:t>实</w:t>
-      </w:r>
-      <w:r>
-        <w:rPr>
-          <w:rFonts w:hint="eastAsia" w:ascii="Times New Roman" w:hAnsi="Times New Roman" w:eastAsia="Times New Roman" w:cs="Times New Roman"/>
-        </w:rPr>
-        <w:t>11-</w:t>
-      </w:r>
-      <w:r>
-        <w:rPr>
-          <w:rFonts w:hint="eastAsia" w:ascii="Times New Roman" w:hAnsi="Times New Roman" w:eastAsia="FangSong" w:cs="Times New Roman"/>
-        </w:rPr>
-        <w:t>炔加醛制</w:t>
-      </w:r>
-      <w:r>
-        <w:rPr>
-          <w:rFonts w:hint="eastAsia" w:ascii="Times New Roman" w:hAnsi="Times New Roman" w:eastAsia="Times New Roman" w:cs="Times New Roman"/>
-        </w:rPr>
-        <w:t>14</w:t>
-      </w:r>
-      <w:r>
-        <w:rPr>
-          <w:rFonts w:hint="eastAsia" w:ascii="Times New Roman" w:hAnsi="Times New Roman" w:eastAsia="FangSong" w:cs="Times New Roman"/>
-        </w:rPr>
-        <w:t>丁二醇</w:t>
       </w:r>
     </w:p>
     <w:p>
@@ -3139,6 +2880,31 @@
         <w:t>）</w:t>
       </w:r>
     </w:p>
+    <w:p>
+      <w:pPr>
+        <w:spacing w:before="0" w:after="0"/>
+      </w:pPr>
+    </w:p>
+    <w:p>
+      <w:pPr>
+        <w:spacing w:before="0" w:after="0"/>
+      </w:pPr>
+    </w:p>
+    <w:p>
+      <w:pPr>
+        <w:spacing w:before="0" w:after="0"/>
+      </w:pPr>
+    </w:p>
+    <w:p>
+      <w:pPr>
+        <w:spacing w:before="0" w:after="0"/>
+      </w:pPr>
+    </w:p>
+    <w:p>
+      <w:pPr>
+        <w:spacing w:before="0" w:after="0"/>
+      </w:pPr>
+    </w:p>
     <w:bookmarkEnd w:id="21"/>
     <w:bookmarkStart w:id="22" w:name="分-6"/>
     <w:p>
@@ -3169,73 +2935,6 @@
           <w:rFonts w:hint="eastAsia" w:ascii="Times New Roman" w:hAnsi="Times New Roman" w:eastAsia="Times New Roman" w:cs="Times New Roman"/>
         </w:rPr>
         <w:t>）</w:t>
-      </w:r>
-    </w:p>
-    <w:p>
-      <w:pPr>
-        <w:pStyle w:val="BlockText"/>
-      </w:pPr>
-      <w:r>
-        <w:rPr>
-          <w:rFonts w:hint="eastAsia" w:ascii="Times New Roman" w:hAnsi="Times New Roman" w:eastAsia="FangSong" w:cs="Times New Roman"/>
-          <w:b/>
-          <w:bCs/>
-        </w:rPr>
-        <w:t xml:space="preserve">来源</w:t>
-      </w:r>
-      <w:r>
-        <w:rPr>
-          <w:rFonts w:hint="eastAsia" w:ascii="Times New Roman" w:hAnsi="Times New Roman" w:eastAsia="Times New Roman" w:cs="Times New Roman"/>
-        </w:rPr>
-        <w:t>：</w:t>
-      </w:r>
-      <w:r>
-        <w:rPr>
-          <w:rFonts w:hint="eastAsia" w:ascii="Times New Roman" w:hAnsi="Times New Roman" w:eastAsia="FangSong" w:cs="Times New Roman"/>
-        </w:rPr>
-        <w:t>题</w:t>
-      </w:r>
-      <w:r>
-        <w:rPr>
-          <w:rFonts w:hint="eastAsia" w:ascii="Times New Roman" w:hAnsi="Times New Roman" w:eastAsia="Times New Roman" w:cs="Times New Roman"/>
-        </w:rPr>
-        <w:t>-1010-</w:t>
-      </w:r>
-      <w:r>
-        <w:rPr>
-          <w:rFonts w:hint="eastAsia" w:ascii="Times New Roman" w:hAnsi="Times New Roman" w:eastAsia="FangSong" w:cs="Times New Roman"/>
-        </w:rPr>
-        <w:t>二分册</w:t>
-      </w:r>
-      <w:r>
-        <w:rPr>
-          <w:rFonts w:hint="eastAsia" w:ascii="Times New Roman" w:hAnsi="Times New Roman" w:eastAsia="Times New Roman" w:cs="Times New Roman"/>
-        </w:rPr>
-        <w:t>-L10</w:t>
-      </w:r>
-      <w:r>
-        <w:rPr>
-          <w:rFonts w:hint="eastAsia" w:ascii="Times New Roman" w:hAnsi="Times New Roman" w:eastAsia="FangSong" w:cs="Times New Roman"/>
-        </w:rPr>
-        <w:t>对例</w:t>
-      </w:r>
-      <w:r>
-        <w:rPr>
-          <w:rFonts w:hint="eastAsia" w:ascii="Times New Roman" w:hAnsi="Times New Roman" w:eastAsia="Times New Roman" w:cs="Times New Roman"/>
-        </w:rPr>
-        <w:t>1-2000</w:t>
-      </w:r>
-      <w:r>
-        <w:rPr>
-          <w:rFonts w:hint="eastAsia" w:ascii="Times New Roman" w:hAnsi="Times New Roman" w:eastAsia="FangSong" w:cs="Times New Roman"/>
-        </w:rPr>
-        <w:t>全国初赛新化合物</w:t>
-      </w:r>
-      <w:r>
-        <w:rPr>
-          <w:rFonts w:hint="eastAsia" w:ascii="Times New Roman" w:hAnsi="Times New Roman" w:eastAsia="Times New Roman" w:cs="Times New Roman"/>
-        </w:rPr>
-        <w:t>X</w:t>
       </w:r>
     </w:p>
     <w:p>
@@ -3753,6 +3452,46 @@
         <w:t>）</w:t>
       </w:r>
     </w:p>
+    <w:p>
+      <w:pPr>
+        <w:spacing w:before="0" w:after="0"/>
+      </w:pPr>
+    </w:p>
+    <w:p>
+      <w:pPr>
+        <w:spacing w:before="0" w:after="0"/>
+      </w:pPr>
+    </w:p>
+    <w:p>
+      <w:pPr>
+        <w:spacing w:before="0" w:after="0"/>
+      </w:pPr>
+    </w:p>
+    <w:p>
+      <w:pPr>
+        <w:spacing w:before="0" w:after="0"/>
+      </w:pPr>
+    </w:p>
+    <w:p>
+      <w:pPr>
+        <w:spacing w:before="0" w:after="0"/>
+      </w:pPr>
+    </w:p>
+    <w:p>
+      <w:pPr>
+        <w:spacing w:before="0" w:after="0"/>
+      </w:pPr>
+    </w:p>
+    <w:p>
+      <w:pPr>
+        <w:spacing w:before="0" w:after="0"/>
+      </w:pPr>
+    </w:p>
+    <w:p>
+      <w:pPr>
+        <w:spacing w:before="0" w:after="0"/>
+      </w:pPr>
+    </w:p>
     <w:bookmarkStart w:id="33" w:name="分-7"/>
     <w:p>
       <w:pPr>
@@ -3782,67 +3521,6 @@
           <w:rFonts w:hint="eastAsia" w:ascii="Times New Roman" w:hAnsi="Times New Roman" w:eastAsia="Times New Roman" w:cs="Times New Roman"/>
         </w:rPr>
         <w:t>）</w:t>
-      </w:r>
-    </w:p>
-    <w:p>
-      <w:pPr>
-        <w:pStyle w:val="BlockText"/>
-      </w:pPr>
-      <w:r>
-        <w:rPr>
-          <w:rFonts w:hint="eastAsia" w:ascii="Times New Roman" w:hAnsi="Times New Roman" w:eastAsia="FangSong" w:cs="Times New Roman"/>
-          <w:b/>
-          <w:bCs/>
-        </w:rPr>
-        <w:t xml:space="preserve">来源</w:t>
-      </w:r>
-      <w:r>
-        <w:rPr>
-          <w:rFonts w:hint="eastAsia" w:ascii="Times New Roman" w:hAnsi="Times New Roman" w:eastAsia="Times New Roman" w:cs="Times New Roman"/>
-        </w:rPr>
-        <w:t>：</w:t>
-      </w:r>
-      <w:r>
-        <w:rPr>
-          <w:rFonts w:hint="eastAsia" w:ascii="Times New Roman" w:hAnsi="Times New Roman" w:eastAsia="FangSong" w:cs="Times New Roman"/>
-        </w:rPr>
-        <w:t>题</w:t>
-      </w:r>
-      <w:r>
-        <w:rPr>
-          <w:rFonts w:hint="eastAsia" w:ascii="Times New Roman" w:hAnsi="Times New Roman" w:eastAsia="Times New Roman" w:cs="Times New Roman"/>
-        </w:rPr>
-        <w:t>-1034-</w:t>
-      </w:r>
-      <w:r>
-        <w:rPr>
-          <w:rFonts w:hint="eastAsia" w:ascii="Times New Roman" w:hAnsi="Times New Roman" w:eastAsia="FangSong" w:cs="Times New Roman"/>
-        </w:rPr>
-        <w:t>二分册</w:t>
-      </w:r>
-      <w:r>
-        <w:rPr>
-          <w:rFonts w:hint="eastAsia" w:ascii="Times New Roman" w:hAnsi="Times New Roman" w:eastAsia="Times New Roman" w:cs="Times New Roman"/>
-        </w:rPr>
-        <w:t>-L11</w:t>
-      </w:r>
-      <w:r>
-        <w:rPr>
-          <w:rFonts w:hint="eastAsia" w:ascii="Times New Roman" w:hAnsi="Times New Roman" w:eastAsia="FangSong" w:cs="Times New Roman"/>
-        </w:rPr>
-        <w:t>实</w:t>
-      </w:r>
-      <w:r>
-        <w:rPr>
-          <w:rFonts w:hint="eastAsia" w:ascii="Times New Roman" w:hAnsi="Times New Roman" w:eastAsia="Times New Roman" w:cs="Times New Roman"/>
-        </w:rPr>
-        <w:t>1-</w:t>
-      </w:r>
-      <w:r>
-        <w:rPr>
-          <w:rFonts w:hint="eastAsia" w:ascii="Times New Roman" w:hAnsi="Times New Roman" w:eastAsia="FangSong" w:cs="Times New Roman"/>
-        </w:rPr>
-        <w:t>二甲基萘命名</w:t>
       </w:r>
     </w:p>
     <w:p>
@@ -3970,7 +3648,7 @@
         </w:rPr>
         <w:drawing>
           <wp:inline>
-            <wp:extent cx="2692400" cy="2235200"/>
+            <wp:extent cx="2692400" cy="2172129"/>
             <wp:effectExtent b="0" l="0" r="0" t="0"/>
             <wp:docPr descr="" title="" id="25" name="Picture"/>
             <a:graphic>
@@ -3991,7 +3669,7 @@
                   <pic:spPr bwMode="auto">
                     <a:xfrm>
                       <a:off x="0" y="0"/>
-                      <a:ext cx="2692400" cy="2235200"/>
+                      <a:ext cx="2692400" cy="2172129"/>
                     </a:xfrm>
                     <a:prstGeom prst="rect">
                       <a:avLst/>
@@ -4022,7 +3700,7 @@
         </w:rPr>
         <w:drawing>
           <wp:inline>
-            <wp:extent cx="3600000" cy="1537627"/>
+            <wp:extent cx="3600000" cy="1523549"/>
             <wp:effectExtent b="0" l="0" r="0" t="0"/>
             <wp:docPr descr="" title="" id="28" name="Picture"/>
             <a:graphic>
@@ -4043,7 +3721,7 @@
                   <pic:spPr bwMode="auto">
                     <a:xfrm>
                       <a:off x="0" y="0"/>
-                      <a:ext cx="3600000" cy="1537627"/>
+                      <a:ext cx="3600000" cy="1523549"/>
                     </a:xfrm>
                     <a:prstGeom prst="rect">
                       <a:avLst/>
@@ -4096,7 +3774,7 @@
         </w:rPr>
         <w:drawing>
           <wp:inline>
-            <wp:extent cx="3600000" cy="2309210"/>
+            <wp:extent cx="3600000" cy="2245545"/>
             <wp:effectExtent b="0" l="0" r="0" t="0"/>
             <wp:docPr descr="" title="" id="31" name="Picture"/>
             <a:graphic>
@@ -4117,7 +3795,7 @@
                   <pic:spPr bwMode="auto">
                     <a:xfrm>
                       <a:off x="0" y="0"/>
-                      <a:ext cx="3600000" cy="2309210"/>
+                      <a:ext cx="3600000" cy="2245545"/>
                     </a:xfrm>
                     <a:prstGeom prst="rect">
                       <a:avLst/>
@@ -4150,6 +3828,8 @@
     <w:p>
       <w:pPr>
         <w:pStyle w:val="BodyText"/>
+        <w:ind w:left="480" w:hanging="480"/>
+        <w:spacing w:after="0"/>
       </w:pPr>
       <w:r>
         <w:rPr>
@@ -4173,7 +3853,20 @@
         <w:rPr>
           <w:rFonts w:ascii="Times New Roman" w:hAnsi="Times New Roman" w:eastAsia="Times New Roman" w:cs="Times New Roman"/>
         </w:rPr>
-        <w:t xml:space="preserve">　B. </w:t>
+        <w:t xml:space="preserve">　</w:t>
+      </w:r>
+    </w:p>
+    <w:p>
+      <w:pPr>
+        <w:pStyle w:val="BodyText"/>
+        <w:ind w:left="480" w:hanging="480"/>
+        <w:spacing w:before="0" w:after="0"/>
+      </w:pPr>
+      <w:r>
+        <w:rPr>
+          <w:rFonts w:ascii="Times New Roman" w:hAnsi="Times New Roman" w:eastAsia="Times New Roman" w:cs="Times New Roman"/>
+        </w:rPr>
+        <w:t xml:space="preserve">B. </w:t>
       </w:r>
       <w:r>
         <w:rPr>
@@ -4191,7 +3884,20 @@
         <w:rPr>
           <w:rFonts w:ascii="Times New Roman" w:hAnsi="Times New Roman" w:eastAsia="Times New Roman" w:cs="Times New Roman"/>
         </w:rPr>
-        <w:t xml:space="preserve">　C. </w:t>
+        <w:t xml:space="preserve">　</w:t>
+      </w:r>
+    </w:p>
+    <w:p>
+      <w:pPr>
+        <w:pStyle w:val="BodyText"/>
+        <w:ind w:left="480" w:hanging="480"/>
+        <w:spacing w:before="0" w:after="0"/>
+      </w:pPr>
+      <w:r>
+        <w:rPr>
+          <w:rFonts w:ascii="Times New Roman" w:hAnsi="Times New Roman" w:eastAsia="Times New Roman" w:cs="Times New Roman"/>
+        </w:rPr>
+        <w:t xml:space="preserve">C. </w:t>
       </w:r>
       <w:r>
         <w:rPr>
@@ -4209,7 +3915,20 @@
         <w:rPr>
           <w:rFonts w:ascii="Times New Roman" w:hAnsi="Times New Roman" w:eastAsia="Times New Roman" w:cs="Times New Roman"/>
         </w:rPr>
-        <w:t xml:space="preserve">　D. </w:t>
+        <w:t xml:space="preserve">　</w:t>
+      </w:r>
+    </w:p>
+    <w:p>
+      <w:pPr>
+        <w:pStyle w:val="BodyText"/>
+        <w:ind w:left="480" w:hanging="480"/>
+        <w:spacing w:before="0" w:after="180"/>
+      </w:pPr>
+      <w:r>
+        <w:rPr>
+          <w:rFonts w:ascii="Times New Roman" w:hAnsi="Times New Roman" w:eastAsia="Times New Roman" w:cs="Times New Roman"/>
+        </w:rPr>
+        <w:t xml:space="preserve">D. </w:t>
       </w:r>
       <w:r>
         <w:rPr>
@@ -4223,6 +3942,16 @@
         </w:rPr>
         <w:t>二甲基萘</w:t>
       </w:r>
+    </w:p>
+    <w:p>
+      <w:pPr>
+        <w:spacing w:before="0" w:after="0"/>
+      </w:pPr>
+    </w:p>
+    <w:p>
+      <w:pPr>
+        <w:spacing w:before="0" w:after="0"/>
+      </w:pPr>
     </w:p>
     <w:bookmarkEnd w:id="33"/>
     <w:bookmarkStart w:id="34" w:name="分-8"/>
@@ -4254,67 +3983,6 @@
           <w:rFonts w:hint="eastAsia" w:ascii="Times New Roman" w:hAnsi="Times New Roman" w:eastAsia="Times New Roman" w:cs="Times New Roman"/>
         </w:rPr>
         <w:t>）</w:t>
-      </w:r>
-    </w:p>
-    <w:p>
-      <w:pPr>
-        <w:pStyle w:val="BlockText"/>
-      </w:pPr>
-      <w:r>
-        <w:rPr>
-          <w:rFonts w:hint="eastAsia" w:ascii="Times New Roman" w:hAnsi="Times New Roman" w:eastAsia="FangSong" w:cs="Times New Roman"/>
-          <w:b/>
-          <w:bCs/>
-        </w:rPr>
-        <w:t xml:space="preserve">来源</w:t>
-      </w:r>
-      <w:r>
-        <w:rPr>
-          <w:rFonts w:hint="eastAsia" w:ascii="Times New Roman" w:hAnsi="Times New Roman" w:eastAsia="Times New Roman" w:cs="Times New Roman"/>
-        </w:rPr>
-        <w:t>：</w:t>
-      </w:r>
-      <w:r>
-        <w:rPr>
-          <w:rFonts w:hint="eastAsia" w:ascii="Times New Roman" w:hAnsi="Times New Roman" w:eastAsia="FangSong" w:cs="Times New Roman"/>
-        </w:rPr>
-        <w:t>题</w:t>
-      </w:r>
-      <w:r>
-        <w:rPr>
-          <w:rFonts w:hint="eastAsia" w:ascii="Times New Roman" w:hAnsi="Times New Roman" w:eastAsia="Times New Roman" w:cs="Times New Roman"/>
-        </w:rPr>
-        <w:t>-1035-</w:t>
-      </w:r>
-      <w:r>
-        <w:rPr>
-          <w:rFonts w:hint="eastAsia" w:ascii="Times New Roman" w:hAnsi="Times New Roman" w:eastAsia="FangSong" w:cs="Times New Roman"/>
-        </w:rPr>
-        <w:t>二分册</w:t>
-      </w:r>
-      <w:r>
-        <w:rPr>
-          <w:rFonts w:hint="eastAsia" w:ascii="Times New Roman" w:hAnsi="Times New Roman" w:eastAsia="Times New Roman" w:cs="Times New Roman"/>
-        </w:rPr>
-        <w:t>-L11</w:t>
-      </w:r>
-      <w:r>
-        <w:rPr>
-          <w:rFonts w:hint="eastAsia" w:ascii="Times New Roman" w:hAnsi="Times New Roman" w:eastAsia="FangSong" w:cs="Times New Roman"/>
-        </w:rPr>
-        <w:t>实</w:t>
-      </w:r>
-      <w:r>
-        <w:rPr>
-          <w:rFonts w:hint="eastAsia" w:ascii="Times New Roman" w:hAnsi="Times New Roman" w:eastAsia="Times New Roman" w:cs="Times New Roman"/>
-        </w:rPr>
-        <w:t>2-</w:t>
-      </w:r>
-      <w:r>
-        <w:rPr>
-          <w:rFonts w:hint="eastAsia" w:ascii="Times New Roman" w:hAnsi="Times New Roman" w:eastAsia="FangSong" w:cs="Times New Roman"/>
-        </w:rPr>
-        <w:t>苯同系物键数通式</w:t>
       </w:r>
     </w:p>
     <w:p>
@@ -4568,6 +4236,8 @@
     <w:p>
       <w:pPr>
         <w:pStyle w:val="BodyText"/>
+        <w:ind w:left="480" w:hanging="480"/>
+        <w:spacing w:after="0"/>
       </w:pPr>
       <w:r>
         <w:rPr>
@@ -4631,7 +4301,20 @@
         <w:rPr>
           <w:rFonts w:ascii="Times New Roman" w:hAnsi="Times New Roman" w:eastAsia="Times New Roman" w:cs="Times New Roman"/>
         </w:rPr>
-        <w:t xml:space="preserve">　B.</w:t>
+        <w:t xml:space="preserve">　</w:t>
+      </w:r>
+    </w:p>
+    <w:p>
+      <w:pPr>
+        <w:pStyle w:val="BodyText"/>
+        <w:ind w:left="480" w:hanging="480"/>
+        <w:spacing w:before="0" w:after="0"/>
+      </w:pPr>
+      <w:r>
+        <w:rPr>
+          <w:rFonts w:ascii="Times New Roman" w:hAnsi="Times New Roman" w:eastAsia="Times New Roman" w:cs="Times New Roman"/>
+        </w:rPr>
+        <w:t xml:space="preserve">B.</w:t>
       </w:r>
       <w:r>
         <w:rPr>
@@ -4689,7 +4372,20 @@
         <w:rPr>
           <w:rFonts w:ascii="Times New Roman" w:hAnsi="Times New Roman" w:eastAsia="Times New Roman" w:cs="Times New Roman"/>
         </w:rPr>
-        <w:t xml:space="preserve">　C.</w:t>
+        <w:t xml:space="preserve">　</w:t>
+      </w:r>
+    </w:p>
+    <w:p>
+      <w:pPr>
+        <w:pStyle w:val="BodyText"/>
+        <w:ind w:left="480" w:hanging="480"/>
+        <w:spacing w:before="0" w:after="0"/>
+      </w:pPr>
+      <w:r>
+        <w:rPr>
+          <w:rFonts w:ascii="Times New Roman" w:hAnsi="Times New Roman" w:eastAsia="Times New Roman" w:cs="Times New Roman"/>
+        </w:rPr>
+        <w:t xml:space="preserve">C.</w:t>
       </w:r>
       <w:r>
         <w:rPr>
@@ -4747,7 +4443,20 @@
         <w:rPr>
           <w:rFonts w:ascii="Times New Roman" w:hAnsi="Times New Roman" w:eastAsia="Times New Roman" w:cs="Times New Roman"/>
         </w:rPr>
-        <w:t xml:space="preserve">　D.</w:t>
+        <w:t xml:space="preserve">　</w:t>
+      </w:r>
+    </w:p>
+    <w:p>
+      <w:pPr>
+        <w:pStyle w:val="BodyText"/>
+        <w:ind w:left="480" w:hanging="480"/>
+        <w:spacing w:before="0" w:after="180"/>
+      </w:pPr>
+      <w:r>
+        <w:rPr>
+          <w:rFonts w:ascii="Times New Roman" w:hAnsi="Times New Roman" w:eastAsia="Times New Roman" w:cs="Times New Roman"/>
+        </w:rPr>
+        <w:t xml:space="preserve">D.</w:t>
       </w:r>
       <w:r>
         <w:rPr>
@@ -4802,6 +4511,16 @@
         </m:sSub>
       </m:oMath>
     </w:p>
+    <w:p>
+      <w:pPr>
+        <w:spacing w:before="0" w:after="0"/>
+      </w:pPr>
+    </w:p>
+    <w:p>
+      <w:pPr>
+        <w:spacing w:before="0" w:after="0"/>
+      </w:pPr>
+    </w:p>
     <w:bookmarkEnd w:id="34"/>
     <w:bookmarkStart w:id="53" w:name="分-9"/>
     <w:p>
@@ -4832,67 +4551,6 @@
           <w:rFonts w:hint="eastAsia" w:ascii="Times New Roman" w:hAnsi="Times New Roman" w:eastAsia="Times New Roman" w:cs="Times New Roman"/>
         </w:rPr>
         <w:t>）</w:t>
-      </w:r>
-    </w:p>
-    <w:p>
-      <w:pPr>
-        <w:pStyle w:val="BlockText"/>
-      </w:pPr>
-      <w:r>
-        <w:rPr>
-          <w:rFonts w:hint="eastAsia" w:ascii="Times New Roman" w:hAnsi="Times New Roman" w:eastAsia="FangSong" w:cs="Times New Roman"/>
-          <w:b/>
-          <w:bCs/>
-        </w:rPr>
-        <w:t xml:space="preserve">来源</w:t>
-      </w:r>
-      <w:r>
-        <w:rPr>
-          <w:rFonts w:hint="eastAsia" w:ascii="Times New Roman" w:hAnsi="Times New Roman" w:eastAsia="Times New Roman" w:cs="Times New Roman"/>
-        </w:rPr>
-        <w:t>：</w:t>
-      </w:r>
-      <w:r>
-        <w:rPr>
-          <w:rFonts w:hint="eastAsia" w:ascii="Times New Roman" w:hAnsi="Times New Roman" w:eastAsia="FangSong" w:cs="Times New Roman"/>
-        </w:rPr>
-        <w:t>题</w:t>
-      </w:r>
-      <w:r>
-        <w:rPr>
-          <w:rFonts w:hint="eastAsia" w:ascii="Times New Roman" w:hAnsi="Times New Roman" w:eastAsia="Times New Roman" w:cs="Times New Roman"/>
-        </w:rPr>
-        <w:t>-1036-</w:t>
-      </w:r>
-      <w:r>
-        <w:rPr>
-          <w:rFonts w:hint="eastAsia" w:ascii="Times New Roman" w:hAnsi="Times New Roman" w:eastAsia="FangSong" w:cs="Times New Roman"/>
-        </w:rPr>
-        <w:t>二分册</w:t>
-      </w:r>
-      <w:r>
-        <w:rPr>
-          <w:rFonts w:hint="eastAsia" w:ascii="Times New Roman" w:hAnsi="Times New Roman" w:eastAsia="Times New Roman" w:cs="Times New Roman"/>
-        </w:rPr>
-        <w:t>-L11</w:t>
-      </w:r>
-      <w:r>
-        <w:rPr>
-          <w:rFonts w:hint="eastAsia" w:ascii="Times New Roman" w:hAnsi="Times New Roman" w:eastAsia="FangSong" w:cs="Times New Roman"/>
-        </w:rPr>
-        <w:t>实</w:t>
-      </w:r>
-      <w:r>
-        <w:rPr>
-          <w:rFonts w:hint="eastAsia" w:ascii="Times New Roman" w:hAnsi="Times New Roman" w:eastAsia="Times New Roman" w:cs="Times New Roman"/>
-        </w:rPr>
-        <w:t>3-</w:t>
-      </w:r>
-      <w:r>
-        <w:rPr>
-          <w:rFonts w:hint="eastAsia" w:ascii="Times New Roman" w:hAnsi="Times New Roman" w:eastAsia="FangSong" w:cs="Times New Roman"/>
-        </w:rPr>
-        <w:t>六分子碳共平面判断</w:t>
       </w:r>
     </w:p>
     <w:p>
@@ -4959,7 +4617,7 @@
         </w:rPr>
         <w:drawing>
           <wp:inline>
-            <wp:extent cx="3600000" cy="1531491"/>
+            <wp:extent cx="3600000" cy="1491713"/>
             <wp:effectExtent b="0" l="0" r="0" t="0"/>
             <wp:docPr descr="" title="" id="36" name="Picture"/>
             <a:graphic>
@@ -4980,7 +4638,7 @@
                   <pic:spPr bwMode="auto">
                     <a:xfrm>
                       <a:off x="0" y="0"/>
-                      <a:ext cx="3600000" cy="1531491"/>
+                      <a:ext cx="3600000" cy="1491713"/>
                     </a:xfrm>
                     <a:prstGeom prst="rect">
                       <a:avLst/>
@@ -5022,7 +4680,7 @@
         </w:rPr>
         <w:drawing>
           <wp:inline>
-            <wp:extent cx="3600000" cy="1627544"/>
+            <wp:extent cx="3535327" cy="1627544"/>
             <wp:effectExtent b="0" l="0" r="0" t="0"/>
             <wp:docPr descr="" title="" id="39" name="Picture"/>
             <a:graphic>
@@ -5043,7 +4701,7 @@
                   <pic:spPr bwMode="auto">
                     <a:xfrm>
                       <a:off x="0" y="0"/>
-                      <a:ext cx="3600000" cy="1627544"/>
+                      <a:ext cx="3535327" cy="1627544"/>
                     </a:xfrm>
                     <a:prstGeom prst="rect">
                       <a:avLst/>
@@ -5085,7 +4743,7 @@
         </w:rPr>
         <w:drawing>
           <wp:inline>
-            <wp:extent cx="2311400" cy="1384300"/>
+            <wp:extent cx="2311400" cy="1345052"/>
             <wp:effectExtent b="0" l="0" r="0" t="0"/>
             <wp:docPr descr="" title="" id="42" name="Picture"/>
             <a:graphic>
@@ -5106,7 +4764,7 @@
                   <pic:spPr bwMode="auto">
                     <a:xfrm>
                       <a:off x="0" y="0"/>
-                      <a:ext cx="2311400" cy="1384300"/>
+                      <a:ext cx="2311400" cy="1345052"/>
                     </a:xfrm>
                     <a:prstGeom prst="rect">
                       <a:avLst/>
@@ -5148,7 +4806,7 @@
         </w:rPr>
         <w:drawing>
           <wp:inline>
-            <wp:extent cx="3429000" cy="1600200"/>
+            <wp:extent cx="3429000" cy="1521135"/>
             <wp:effectExtent b="0" l="0" r="0" t="0"/>
             <wp:docPr descr="" title="" id="45" name="Picture"/>
             <a:graphic>
@@ -5169,7 +4827,7 @@
                   <pic:spPr bwMode="auto">
                     <a:xfrm>
                       <a:off x="0" y="0"/>
-                      <a:ext cx="3429000" cy="1600200"/>
+                      <a:ext cx="3429000" cy="1521135"/>
                     </a:xfrm>
                     <a:prstGeom prst="rect">
                       <a:avLst/>
@@ -5211,7 +4869,7 @@
         </w:rPr>
         <w:drawing>
           <wp:inline>
-            <wp:extent cx="3327400" cy="2489200"/>
+            <wp:extent cx="3327400" cy="2440950"/>
             <wp:effectExtent b="0" l="0" r="0" t="0"/>
             <wp:docPr descr="" title="" id="48" name="Picture"/>
             <a:graphic>
@@ -5232,7 +4890,7 @@
                   <pic:spPr bwMode="auto">
                     <a:xfrm>
                       <a:off x="0" y="0"/>
-                      <a:ext cx="3327400" cy="2489200"/>
+                      <a:ext cx="3327400" cy="2440950"/>
                     </a:xfrm>
                     <a:prstGeom prst="rect">
                       <a:avLst/>
@@ -5274,7 +4932,7 @@
         </w:rPr>
         <w:drawing>
           <wp:inline>
-            <wp:extent cx="3240000" cy="3322285"/>
+            <wp:extent cx="3240000" cy="3281143"/>
             <wp:effectExtent b="0" l="0" r="0" t="0"/>
             <wp:docPr descr="" title="" id="51" name="Picture"/>
             <a:graphic>
@@ -5295,7 +4953,7 @@
                   <pic:spPr bwMode="auto">
                     <a:xfrm>
                       <a:off x="0" y="0"/>
-                      <a:ext cx="3240000" cy="3322285"/>
+                      <a:ext cx="3240000" cy="3281143"/>
                     </a:xfrm>
                     <a:prstGeom prst="rect">
                       <a:avLst/>
@@ -5317,13 +4975,64 @@
     <w:p>
       <w:pPr>
         <w:pStyle w:val="BodyText"/>
-      </w:pPr>
-      <w:r>
-        <w:rPr>
-          <w:rFonts w:ascii="Times New Roman" w:hAnsi="Times New Roman" w:eastAsia="Times New Roman" w:cs="Times New Roman"/>
-        </w:rPr>
-        <w:t xml:space="preserve">A. ①②③　B. ④⑤　C. ②④⑥　D. ①②④</w:t>
-      </w:r>
+        <w:ind w:left="480" w:hanging="480"/>
+        <w:spacing w:after="0"/>
+      </w:pPr>
+      <w:r>
+        <w:rPr>
+          <w:rFonts w:ascii="Times New Roman" w:hAnsi="Times New Roman" w:eastAsia="Times New Roman" w:cs="Times New Roman"/>
+        </w:rPr>
+        <w:t xml:space="preserve">A. ①②③　</w:t>
+      </w:r>
+    </w:p>
+    <w:p>
+      <w:pPr>
+        <w:pStyle w:val="BodyText"/>
+        <w:ind w:left="480" w:hanging="480"/>
+        <w:spacing w:before="0" w:after="0"/>
+      </w:pPr>
+      <w:r>
+        <w:rPr>
+          <w:rFonts w:ascii="Times New Roman" w:hAnsi="Times New Roman" w:eastAsia="Times New Roman" w:cs="Times New Roman"/>
+        </w:rPr>
+        <w:t xml:space="preserve">B. ④⑤　</w:t>
+      </w:r>
+    </w:p>
+    <w:p>
+      <w:pPr>
+        <w:pStyle w:val="BodyText"/>
+        <w:ind w:left="480" w:hanging="480"/>
+        <w:spacing w:before="0" w:after="0"/>
+      </w:pPr>
+      <w:r>
+        <w:rPr>
+          <w:rFonts w:ascii="Times New Roman" w:hAnsi="Times New Roman" w:eastAsia="Times New Roman" w:cs="Times New Roman"/>
+        </w:rPr>
+        <w:t xml:space="preserve">C. ②④⑥　</w:t>
+      </w:r>
+    </w:p>
+    <w:p>
+      <w:pPr>
+        <w:pStyle w:val="BodyText"/>
+        <w:ind w:left="480" w:hanging="480"/>
+        <w:spacing w:before="0" w:after="180"/>
+      </w:pPr>
+      <w:r>
+        <w:rPr>
+          <w:rFonts w:ascii="Times New Roman" w:hAnsi="Times New Roman" w:eastAsia="Times New Roman" w:cs="Times New Roman"/>
+        </w:rPr>
+        <w:t xml:space="preserve">D. ①②④</w:t>
+      </w:r>
+    </w:p>
+    <w:p>
+      <w:pPr>
+        <w:spacing w:before="0" w:after="0"/>
+      </w:pPr>
+    </w:p>
+    <w:p>
+      <w:pPr>
+        <w:spacing w:before="0" w:after="0"/>
+      </w:pPr>
     </w:p>
     <w:bookmarkEnd w:id="53"/>
     <w:bookmarkStart w:id="57" w:name="分-10"/>
@@ -5355,67 +5064,6 @@
           <w:rFonts w:hint="eastAsia" w:ascii="Times New Roman" w:hAnsi="Times New Roman" w:eastAsia="Times New Roman" w:cs="Times New Roman"/>
         </w:rPr>
         <w:t>）</w:t>
-      </w:r>
-    </w:p>
-    <w:p>
-      <w:pPr>
-        <w:pStyle w:val="BlockText"/>
-      </w:pPr>
-      <w:r>
-        <w:rPr>
-          <w:rFonts w:hint="eastAsia" w:ascii="Times New Roman" w:hAnsi="Times New Roman" w:eastAsia="FangSong" w:cs="Times New Roman"/>
-          <w:b/>
-          <w:bCs/>
-        </w:rPr>
-        <w:t xml:space="preserve">来源</w:t>
-      </w:r>
-      <w:r>
-        <w:rPr>
-          <w:rFonts w:hint="eastAsia" w:ascii="Times New Roman" w:hAnsi="Times New Roman" w:eastAsia="Times New Roman" w:cs="Times New Roman"/>
-        </w:rPr>
-        <w:t>：</w:t>
-      </w:r>
-      <w:r>
-        <w:rPr>
-          <w:rFonts w:hint="eastAsia" w:ascii="Times New Roman" w:hAnsi="Times New Roman" w:eastAsia="FangSong" w:cs="Times New Roman"/>
-        </w:rPr>
-        <w:t>题</w:t>
-      </w:r>
-      <w:r>
-        <w:rPr>
-          <w:rFonts w:hint="eastAsia" w:ascii="Times New Roman" w:hAnsi="Times New Roman" w:eastAsia="Times New Roman" w:cs="Times New Roman"/>
-        </w:rPr>
-        <w:t>-1038-</w:t>
-      </w:r>
-      <w:r>
-        <w:rPr>
-          <w:rFonts w:hint="eastAsia" w:ascii="Times New Roman" w:hAnsi="Times New Roman" w:eastAsia="FangSong" w:cs="Times New Roman"/>
-        </w:rPr>
-        <w:t>二分册</w:t>
-      </w:r>
-      <w:r>
-        <w:rPr>
-          <w:rFonts w:hint="eastAsia" w:ascii="Times New Roman" w:hAnsi="Times New Roman" w:eastAsia="Times New Roman" w:cs="Times New Roman"/>
-        </w:rPr>
-        <w:t>-L11</w:t>
-      </w:r>
-      <w:r>
-        <w:rPr>
-          <w:rFonts w:hint="eastAsia" w:ascii="Times New Roman" w:hAnsi="Times New Roman" w:eastAsia="FangSong" w:cs="Times New Roman"/>
-        </w:rPr>
-        <w:t>实</w:t>
-      </w:r>
-      <w:r>
-        <w:rPr>
-          <w:rFonts w:hint="eastAsia" w:ascii="Times New Roman" w:hAnsi="Times New Roman" w:eastAsia="Times New Roman" w:cs="Times New Roman"/>
-        </w:rPr>
-        <w:t>5-</w:t>
-      </w:r>
-      <w:r>
-        <w:rPr>
-          <w:rFonts w:hint="eastAsia" w:ascii="Times New Roman" w:hAnsi="Times New Roman" w:eastAsia="FangSong" w:cs="Times New Roman"/>
-        </w:rPr>
-        <w:t>定位效应叠加一氯产物分数</w:t>
       </w:r>
     </w:p>
     <w:p>
@@ -5635,7 +5283,7 @@
         </w:rPr>
         <w:drawing>
           <wp:inline>
-            <wp:extent cx="3600000" cy="1899674"/>
+            <wp:extent cx="3600000" cy="1864918"/>
             <wp:effectExtent b="0" l="0" r="0" t="0"/>
             <wp:docPr descr="" title="" id="55" name="Picture"/>
             <a:graphic>
@@ -5656,7 +5304,7 @@
                   <pic:spPr bwMode="auto">
                     <a:xfrm>
                       <a:off x="0" y="0"/>
-                      <a:ext cx="3600000" cy="1899674"/>
+                      <a:ext cx="3600000" cy="1864918"/>
                     </a:xfrm>
                     <a:prstGeom prst="rect">
                       <a:avLst/>
@@ -5707,12 +5355,53 @@
     <w:p>
       <w:pPr>
         <w:pStyle w:val="BodyText"/>
-      </w:pPr>
-      <w:r>
-        <w:rPr>
-          <w:rFonts w:ascii="Times New Roman" w:hAnsi="Times New Roman" w:eastAsia="Times New Roman" w:cs="Times New Roman"/>
-        </w:rPr>
-        <w:t xml:space="preserve">A. 15%　B. 30%　C. 37.5%　D. 46%</w:t>
+        <w:ind w:left="480" w:hanging="480"/>
+        <w:spacing w:after="0"/>
+      </w:pPr>
+      <w:r>
+        <w:rPr>
+          <w:rFonts w:ascii="Times New Roman" w:hAnsi="Times New Roman" w:eastAsia="Times New Roman" w:cs="Times New Roman"/>
+        </w:rPr>
+        <w:t xml:space="preserve">A. 15%　</w:t>
+      </w:r>
+    </w:p>
+    <w:p>
+      <w:pPr>
+        <w:pStyle w:val="BodyText"/>
+        <w:ind w:left="480" w:hanging="480"/>
+        <w:spacing w:before="0" w:after="0"/>
+      </w:pPr>
+      <w:r>
+        <w:rPr>
+          <w:rFonts w:ascii="Times New Roman" w:hAnsi="Times New Roman" w:eastAsia="Times New Roman" w:cs="Times New Roman"/>
+        </w:rPr>
+        <w:t xml:space="preserve">B. 30%　</w:t>
+      </w:r>
+    </w:p>
+    <w:p>
+      <w:pPr>
+        <w:pStyle w:val="BodyText"/>
+        <w:ind w:left="480" w:hanging="480"/>
+        <w:spacing w:before="0" w:after="0"/>
+      </w:pPr>
+      <w:r>
+        <w:rPr>
+          <w:rFonts w:ascii="Times New Roman" w:hAnsi="Times New Roman" w:eastAsia="Times New Roman" w:cs="Times New Roman"/>
+        </w:rPr>
+        <w:t xml:space="preserve">C. 37.5%　</w:t>
+      </w:r>
+    </w:p>
+    <w:p>
+      <w:pPr>
+        <w:pStyle w:val="BodyText"/>
+        <w:ind w:left="480" w:hanging="480"/>
+        <w:spacing w:before="0" w:after="180"/>
+      </w:pPr>
+      <w:r>
+        <w:rPr>
+          <w:rFonts w:ascii="Times New Roman" w:hAnsi="Times New Roman" w:eastAsia="Times New Roman" w:cs="Times New Roman"/>
+        </w:rPr>
+        <w:t xml:space="preserve">D. 46%</w:t>
       </w:r>
     </w:p>
     <w:bookmarkEnd w:id="57"/>
@@ -5778,6 +5467,16 @@
         <w:t>）</w:t>
       </w:r>
     </w:p>
+    <w:p>
+      <w:pPr>
+        <w:spacing w:before="0" w:after="0"/>
+      </w:pPr>
+    </w:p>
+    <w:p>
+      <w:pPr>
+        <w:spacing w:before="0" w:after="0"/>
+      </w:pPr>
+    </w:p>
     <w:bookmarkStart w:id="59" w:name="分-11"/>
     <w:p>
       <w:pPr>
@@ -5811,68 +5510,9 @@
     </w:p>
     <w:p>
       <w:pPr>
-        <w:pStyle w:val="BlockText"/>
-      </w:pPr>
-      <w:r>
-        <w:rPr>
-          <w:rFonts w:hint="eastAsia" w:ascii="Times New Roman" w:hAnsi="Times New Roman" w:eastAsia="FangSong" w:cs="Times New Roman"/>
-          <w:b/>
-          <w:bCs/>
-        </w:rPr>
-        <w:t xml:space="preserve">来源</w:t>
-      </w:r>
-      <w:r>
-        <w:rPr>
-          <w:rFonts w:hint="eastAsia" w:ascii="Times New Roman" w:hAnsi="Times New Roman" w:eastAsia="Times New Roman" w:cs="Times New Roman"/>
-        </w:rPr>
-        <w:t>：</w:t>
-      </w:r>
-      <w:r>
-        <w:rPr>
-          <w:rFonts w:hint="eastAsia" w:ascii="Times New Roman" w:hAnsi="Times New Roman" w:eastAsia="FangSong" w:cs="Times New Roman"/>
-        </w:rPr>
-        <w:t>题</w:t>
-      </w:r>
-      <w:r>
-        <w:rPr>
-          <w:rFonts w:hint="eastAsia" w:ascii="Times New Roman" w:hAnsi="Times New Roman" w:eastAsia="Times New Roman" w:cs="Times New Roman"/>
-        </w:rPr>
-        <w:t>-1055-</w:t>
-      </w:r>
-      <w:r>
-        <w:rPr>
-          <w:rFonts w:hint="eastAsia" w:ascii="Times New Roman" w:hAnsi="Times New Roman" w:eastAsia="FangSong" w:cs="Times New Roman"/>
-        </w:rPr>
-        <w:t>二分册</w:t>
-      </w:r>
-      <w:r>
-        <w:rPr>
-          <w:rFonts w:hint="eastAsia" w:ascii="Times New Roman" w:hAnsi="Times New Roman" w:eastAsia="Times New Roman" w:cs="Times New Roman"/>
-        </w:rPr>
-        <w:t>-L12</w:t>
-      </w:r>
-      <w:r>
-        <w:rPr>
-          <w:rFonts w:hint="eastAsia" w:ascii="Times New Roman" w:hAnsi="Times New Roman" w:eastAsia="FangSong" w:cs="Times New Roman"/>
-        </w:rPr>
-        <w:t>实</w:t>
-      </w:r>
-      <w:r>
-        <w:rPr>
-          <w:rFonts w:hint="eastAsia" w:ascii="Times New Roman" w:hAnsi="Times New Roman" w:eastAsia="Times New Roman" w:cs="Times New Roman"/>
-        </w:rPr>
-        <w:t>1-1211</w:t>
-      </w:r>
-      <w:r>
-        <w:rPr>
-          <w:rFonts w:hint="eastAsia" w:ascii="Times New Roman" w:hAnsi="Times New Roman" w:eastAsia="FangSong" w:cs="Times New Roman"/>
-        </w:rPr>
-        <w:t>灭火剂命名</w:t>
-      </w:r>
-    </w:p>
-    <w:p>
-      <w:pPr>
         <w:pStyle w:val="FirstParagraph"/>
+        <w:ind w:left="480" w:hanging="480"/>
+        <w:spacing w:after="0"/>
       </w:pPr>
       <w:r>
         <w:rPr>
@@ -6073,6 +5713,13 @@
         </w:rPr>
         <w:t xml:space="preserve"> </w:t>
       </w:r>
+    </w:p>
+    <w:p>
+      <w:pPr>
+        <w:pStyle w:val="FirstParagraph"/>
+        <w:ind w:left="480" w:hanging="480"/>
+        <w:spacing w:before="0" w:after="0"/>
+      </w:pPr>
       <w:r>
         <w:rPr>
           <w:rFonts w:ascii="Times New Roman" w:hAnsi="Times New Roman" w:eastAsia="Times New Roman" w:cs="Times New Roman"/>
@@ -6124,7 +5771,20 @@
         <w:rPr>
           <w:rFonts w:ascii="Times New Roman" w:hAnsi="Times New Roman" w:eastAsia="Times New Roman" w:cs="Times New Roman"/>
         </w:rPr>
-        <w:t xml:space="preserve">—1301　B.</w:t>
+        <w:t xml:space="preserve">—1301　</w:t>
+      </w:r>
+    </w:p>
+    <w:p>
+      <w:pPr>
+        <w:pStyle w:val="FirstParagraph"/>
+        <w:ind w:left="480" w:hanging="480"/>
+        <w:spacing w:before="0" w:after="0"/>
+      </w:pPr>
+      <w:r>
+        <w:rPr>
+          <w:rFonts w:ascii="Times New Roman" w:hAnsi="Times New Roman" w:eastAsia="Times New Roman" w:cs="Times New Roman"/>
+        </w:rPr>
+        <w:t xml:space="preserve">B.</w:t>
       </w:r>
       <w:r>
         <w:rPr>
@@ -6188,7 +5848,20 @@
         <w:rPr>
           <w:rFonts w:ascii="Times New Roman" w:hAnsi="Times New Roman" w:eastAsia="Times New Roman" w:cs="Times New Roman"/>
         </w:rPr>
-        <w:t xml:space="preserve">—122　C.</w:t>
+        <w:t xml:space="preserve">—122　</w:t>
+      </w:r>
+    </w:p>
+    <w:p>
+      <w:pPr>
+        <w:pStyle w:val="FirstParagraph"/>
+        <w:ind w:left="480" w:hanging="480"/>
+        <w:spacing w:before="0" w:after="0"/>
+      </w:pPr>
+      <w:r>
+        <w:rPr>
+          <w:rFonts w:ascii="Times New Roman" w:hAnsi="Times New Roman" w:eastAsia="Times New Roman" w:cs="Times New Roman"/>
+        </w:rPr>
+        <w:t xml:space="preserve">C.</w:t>
       </w:r>
       <w:r>
         <w:rPr>
@@ -6261,7 +5934,20 @@
         <w:rPr>
           <w:rFonts w:ascii="Times New Roman" w:hAnsi="Times New Roman" w:eastAsia="Times New Roman" w:cs="Times New Roman"/>
         </w:rPr>
-        <w:t xml:space="preserve">—242　D.</w:t>
+        <w:t xml:space="preserve">—242　</w:t>
+      </w:r>
+    </w:p>
+    <w:p>
+      <w:pPr>
+        <w:pStyle w:val="FirstParagraph"/>
+        <w:ind w:left="480" w:hanging="480"/>
+        <w:spacing w:before="0" w:after="180"/>
+      </w:pPr>
+      <w:r>
+        <w:rPr>
+          <w:rFonts w:ascii="Times New Roman" w:hAnsi="Times New Roman" w:eastAsia="Times New Roman" w:cs="Times New Roman"/>
+        </w:rPr>
+        <w:t xml:space="preserve">D.</w:t>
       </w:r>
       <w:r>
         <w:rPr>
@@ -6334,6 +6020,16 @@
         <w:t xml:space="preserve">—2012</w:t>
       </w:r>
     </w:p>
+    <w:p>
+      <w:pPr>
+        <w:spacing w:before="0" w:after="0"/>
+      </w:pPr>
+    </w:p>
+    <w:p>
+      <w:pPr>
+        <w:spacing w:before="0" w:after="0"/>
+      </w:pPr>
+    </w:p>
     <w:bookmarkEnd w:id="59"/>
     <w:bookmarkStart w:id="60" w:name="分-12"/>
     <w:p>
@@ -6368,68 +6064,9 @@
     </w:p>
     <w:p>
       <w:pPr>
-        <w:pStyle w:val="BlockText"/>
-      </w:pPr>
-      <w:r>
-        <w:rPr>
-          <w:rFonts w:hint="eastAsia" w:ascii="Times New Roman" w:hAnsi="Times New Roman" w:eastAsia="FangSong" w:cs="Times New Roman"/>
-          <w:b/>
-          <w:bCs/>
-        </w:rPr>
-        <w:t xml:space="preserve">来源</w:t>
-      </w:r>
-      <w:r>
-        <w:rPr>
-          <w:rFonts w:hint="eastAsia" w:ascii="Times New Roman" w:hAnsi="Times New Roman" w:eastAsia="Times New Roman" w:cs="Times New Roman"/>
-        </w:rPr>
-        <w:t>：</w:t>
-      </w:r>
-      <w:r>
-        <w:rPr>
-          <w:rFonts w:hint="eastAsia" w:ascii="Times New Roman" w:hAnsi="Times New Roman" w:eastAsia="FangSong" w:cs="Times New Roman"/>
-        </w:rPr>
-        <w:t>题</w:t>
-      </w:r>
-      <w:r>
-        <w:rPr>
-          <w:rFonts w:hint="eastAsia" w:ascii="Times New Roman" w:hAnsi="Times New Roman" w:eastAsia="Times New Roman" w:cs="Times New Roman"/>
-        </w:rPr>
-        <w:t>-1056-</w:t>
-      </w:r>
-      <w:r>
-        <w:rPr>
-          <w:rFonts w:hint="eastAsia" w:ascii="Times New Roman" w:hAnsi="Times New Roman" w:eastAsia="FangSong" w:cs="Times New Roman"/>
-        </w:rPr>
-        <w:t>二分册</w:t>
-      </w:r>
-      <w:r>
-        <w:rPr>
-          <w:rFonts w:hint="eastAsia" w:ascii="Times New Roman" w:hAnsi="Times New Roman" w:eastAsia="Times New Roman" w:cs="Times New Roman"/>
-        </w:rPr>
-        <w:t>-L12</w:t>
-      </w:r>
-      <w:r>
-        <w:rPr>
-          <w:rFonts w:hint="eastAsia" w:ascii="Times New Roman" w:hAnsi="Times New Roman" w:eastAsia="FangSong" w:cs="Times New Roman"/>
-        </w:rPr>
-        <w:t>实</w:t>
-      </w:r>
-      <w:r>
-        <w:rPr>
-          <w:rFonts w:hint="eastAsia" w:ascii="Times New Roman" w:hAnsi="Times New Roman" w:eastAsia="Times New Roman" w:cs="Times New Roman"/>
-        </w:rPr>
-        <w:t>2-</w:t>
-      </w:r>
-      <w:r>
-        <w:rPr>
-          <w:rFonts w:hint="eastAsia" w:ascii="Times New Roman" w:hAnsi="Times New Roman" w:eastAsia="FangSong" w:cs="Times New Roman"/>
-        </w:rPr>
-        <w:t>溴乙烷除乙醇杂质</w:t>
-      </w:r>
-    </w:p>
-    <w:p>
-      <w:pPr>
         <w:pStyle w:val="FirstParagraph"/>
+        <w:ind w:left="480" w:hanging="480"/>
+        <w:spacing w:after="0"/>
       </w:pPr>
       <w:r>
         <w:rPr>
@@ -6473,6 +6110,13 @@
         </w:rPr>
         <w:t xml:space="preserve"> </w:t>
       </w:r>
+    </w:p>
+    <w:p>
+      <w:pPr>
+        <w:pStyle w:val="FirstParagraph"/>
+        <w:ind w:left="480" w:hanging="480"/>
+        <w:spacing w:before="0" w:after="0"/>
+      </w:pPr>
       <w:r>
         <w:rPr>
           <w:rFonts w:ascii="Times New Roman" w:hAnsi="Times New Roman" w:eastAsia="Times New Roman" w:cs="Times New Roman"/>
@@ -6526,6 +6170,13 @@
         </w:rPr>
         <w:t xml:space="preserve"> </w:t>
       </w:r>
+    </w:p>
+    <w:p>
+      <w:pPr>
+        <w:pStyle w:val="FirstParagraph"/>
+        <w:ind w:left="480" w:hanging="480"/>
+        <w:spacing w:before="0" w:after="0"/>
+      </w:pPr>
       <w:r>
         <w:rPr>
           <w:rFonts w:ascii="Times New Roman" w:hAnsi="Times New Roman" w:eastAsia="Times New Roman" w:cs="Times New Roman"/>
@@ -6556,6 +6207,13 @@
         </w:rPr>
         <w:t xml:space="preserve"> </w:t>
       </w:r>
+    </w:p>
+    <w:p>
+      <w:pPr>
+        <w:pStyle w:val="FirstParagraph"/>
+        <w:ind w:left="480" w:hanging="480"/>
+        <w:spacing w:before="0" w:after="0"/>
+      </w:pPr>
       <w:r>
         <w:rPr>
           <w:rFonts w:ascii="Times New Roman" w:hAnsi="Times New Roman" w:eastAsia="Times New Roman" w:cs="Times New Roman"/>
@@ -6586,6 +6244,13 @@
         </w:rPr>
         <w:t xml:space="preserve"> </w:t>
       </w:r>
+    </w:p>
+    <w:p>
+      <w:pPr>
+        <w:pStyle w:val="FirstParagraph"/>
+        <w:ind w:left="480" w:hanging="480"/>
+        <w:spacing w:before="0" w:after="180"/>
+      </w:pPr>
       <w:r>
         <w:rPr>
           <w:rFonts w:ascii="Times New Roman" w:hAnsi="Times New Roman" w:eastAsia="Times New Roman" w:cs="Times New Roman"/>
@@ -6622,6 +6287,16 @@
         </w:rPr>
         <w:t>用分液漏斗分离去水层</w:t>
       </w:r>
+    </w:p>
+    <w:p>
+      <w:pPr>
+        <w:spacing w:before="0" w:after="0"/>
+      </w:pPr>
+    </w:p>
+    <w:p>
+      <w:pPr>
+        <w:spacing w:before="0" w:after="0"/>
+      </w:pPr>
     </w:p>
     <w:bookmarkEnd w:id="60"/>
     <w:bookmarkStart w:id="64" w:name="分-13"/>
@@ -6653,79 +6328,6 @@
           <w:rFonts w:hint="eastAsia" w:ascii="Times New Roman" w:hAnsi="Times New Roman" w:eastAsia="Times New Roman" w:cs="Times New Roman"/>
         </w:rPr>
         <w:t>）</w:t>
-      </w:r>
-    </w:p>
-    <w:p>
-      <w:pPr>
-        <w:pStyle w:val="BlockText"/>
-      </w:pPr>
-      <w:r>
-        <w:rPr>
-          <w:rFonts w:hint="eastAsia" w:ascii="Times New Roman" w:hAnsi="Times New Roman" w:eastAsia="FangSong" w:cs="Times New Roman"/>
-          <w:b/>
-          <w:bCs/>
-        </w:rPr>
-        <w:t xml:space="preserve">来源</w:t>
-      </w:r>
-      <w:r>
-        <w:rPr>
-          <w:rFonts w:hint="eastAsia" w:ascii="Times New Roman" w:hAnsi="Times New Roman" w:eastAsia="Times New Roman" w:cs="Times New Roman"/>
-        </w:rPr>
-        <w:t>：</w:t>
-      </w:r>
-      <w:r>
-        <w:rPr>
-          <w:rFonts w:hint="eastAsia" w:ascii="Times New Roman" w:hAnsi="Times New Roman" w:eastAsia="FangSong" w:cs="Times New Roman"/>
-        </w:rPr>
-        <w:t>题</w:t>
-      </w:r>
-      <w:r>
-        <w:rPr>
-          <w:rFonts w:hint="eastAsia" w:ascii="Times New Roman" w:hAnsi="Times New Roman" w:eastAsia="Times New Roman" w:cs="Times New Roman"/>
-        </w:rPr>
-        <w:t>-1060-</w:t>
-      </w:r>
-      <w:r>
-        <w:rPr>
-          <w:rFonts w:hint="eastAsia" w:ascii="Times New Roman" w:hAnsi="Times New Roman" w:eastAsia="FangSong" w:cs="Times New Roman"/>
-        </w:rPr>
-        <w:t>二分册</w:t>
-      </w:r>
-      <w:r>
-        <w:rPr>
-          <w:rFonts w:hint="eastAsia" w:ascii="Times New Roman" w:hAnsi="Times New Roman" w:eastAsia="Times New Roman" w:cs="Times New Roman"/>
-        </w:rPr>
-        <w:t>-L12</w:t>
-      </w:r>
-      <w:r>
-        <w:rPr>
-          <w:rFonts w:hint="eastAsia" w:ascii="Times New Roman" w:hAnsi="Times New Roman" w:eastAsia="FangSong" w:cs="Times New Roman"/>
-        </w:rPr>
-        <w:t>实</w:t>
-      </w:r>
-      <w:r>
-        <w:rPr>
-          <w:rFonts w:hint="eastAsia" w:ascii="Times New Roman" w:hAnsi="Times New Roman" w:eastAsia="Times New Roman" w:cs="Times New Roman"/>
-        </w:rPr>
-        <w:t>6-</w:t>
-      </w:r>
-      <w:r>
-        <w:rPr>
-          <w:rFonts w:hint="eastAsia" w:ascii="Times New Roman" w:hAnsi="Times New Roman" w:eastAsia="FangSong" w:cs="Times New Roman"/>
-        </w:rPr>
-        <w:t>单一氢</w:t>
-      </w:r>
-      <w:r>
-        <w:rPr>
-          <w:rFonts w:hint="eastAsia" w:ascii="Times New Roman" w:hAnsi="Times New Roman" w:eastAsia="Times New Roman" w:cs="Times New Roman"/>
-        </w:rPr>
-        <w:t>C6H12</w:t>
-      </w:r>
-      <w:r>
-        <w:rPr>
-          <w:rFonts w:hint="eastAsia" w:ascii="Times New Roman" w:hAnsi="Times New Roman" w:eastAsia="FangSong" w:cs="Times New Roman"/>
-        </w:rPr>
-        <w:t>推断与双烯转化</w:t>
       </w:r>
     </w:p>
     <w:p>
@@ -7165,6 +6767,31 @@
         <w:t>____。</w:t>
       </w:r>
     </w:p>
+    <w:p>
+      <w:pPr>
+        <w:spacing w:before="0" w:after="0"/>
+      </w:pPr>
+    </w:p>
+    <w:p>
+      <w:pPr>
+        <w:spacing w:before="0" w:after="0"/>
+      </w:pPr>
+    </w:p>
+    <w:p>
+      <w:pPr>
+        <w:spacing w:before="0" w:after="0"/>
+      </w:pPr>
+    </w:p>
+    <w:p>
+      <w:pPr>
+        <w:spacing w:before="0" w:after="0"/>
+      </w:pPr>
+    </w:p>
+    <w:p>
+      <w:pPr>
+        <w:spacing w:before="0" w:after="0"/>
+      </w:pPr>
+    </w:p>
     <w:bookmarkEnd w:id="64"/>
     <w:bookmarkStart w:id="65" w:name="分-14"/>
     <w:p>
@@ -7195,67 +6822,6 @@
           <w:rFonts w:hint="eastAsia" w:ascii="Times New Roman" w:hAnsi="Times New Roman" w:eastAsia="Times New Roman" w:cs="Times New Roman"/>
         </w:rPr>
         <w:t>）</w:t>
-      </w:r>
-    </w:p>
-    <w:p>
-      <w:pPr>
-        <w:pStyle w:val="BlockText"/>
-      </w:pPr>
-      <w:r>
-        <w:rPr>
-          <w:rFonts w:hint="eastAsia" w:ascii="Times New Roman" w:hAnsi="Times New Roman" w:eastAsia="FangSong" w:cs="Times New Roman"/>
-          <w:b/>
-          <w:bCs/>
-        </w:rPr>
-        <w:t xml:space="preserve">来源</w:t>
-      </w:r>
-      <w:r>
-        <w:rPr>
-          <w:rFonts w:hint="eastAsia" w:ascii="Times New Roman" w:hAnsi="Times New Roman" w:eastAsia="Times New Roman" w:cs="Times New Roman"/>
-        </w:rPr>
-        <w:t>：</w:t>
-      </w:r>
-      <w:r>
-        <w:rPr>
-          <w:rFonts w:hint="eastAsia" w:ascii="Times New Roman" w:hAnsi="Times New Roman" w:eastAsia="FangSong" w:cs="Times New Roman"/>
-        </w:rPr>
-        <w:t>题</w:t>
-      </w:r>
-      <w:r>
-        <w:rPr>
-          <w:rFonts w:hint="eastAsia" w:ascii="Times New Roman" w:hAnsi="Times New Roman" w:eastAsia="Times New Roman" w:cs="Times New Roman"/>
-        </w:rPr>
-        <w:t>-1052-</w:t>
-      </w:r>
-      <w:r>
-        <w:rPr>
-          <w:rFonts w:hint="eastAsia" w:ascii="Times New Roman" w:hAnsi="Times New Roman" w:eastAsia="FangSong" w:cs="Times New Roman"/>
-        </w:rPr>
-        <w:t>二分册</w:t>
-      </w:r>
-      <w:r>
-        <w:rPr>
-          <w:rFonts w:hint="eastAsia" w:ascii="Times New Roman" w:hAnsi="Times New Roman" w:eastAsia="Times New Roman" w:cs="Times New Roman"/>
-        </w:rPr>
-        <w:t>-L12</w:t>
-      </w:r>
-      <w:r>
-        <w:rPr>
-          <w:rFonts w:hint="eastAsia" w:ascii="Times New Roman" w:hAnsi="Times New Roman" w:eastAsia="FangSong" w:cs="Times New Roman"/>
-        </w:rPr>
-        <w:t>对例</w:t>
-      </w:r>
-      <w:r>
-        <w:rPr>
-          <w:rFonts w:hint="eastAsia" w:ascii="Times New Roman" w:hAnsi="Times New Roman" w:eastAsia="Times New Roman" w:cs="Times New Roman"/>
-        </w:rPr>
-        <w:t>1-2002</w:t>
-      </w:r>
-      <w:r>
-        <w:rPr>
-          <w:rFonts w:hint="eastAsia" w:ascii="Times New Roman" w:hAnsi="Times New Roman" w:eastAsia="FangSong" w:cs="Times New Roman"/>
-        </w:rPr>
-        <w:t>全国初赛氯丙醇</w:t>
       </w:r>
     </w:p>
     <w:p>
@@ -7774,6 +7340,46 @@
         <w:t>）</w:t>
       </w:r>
     </w:p>
+    <w:p>
+      <w:pPr>
+        <w:spacing w:before="0" w:after="0"/>
+      </w:pPr>
+    </w:p>
+    <w:p>
+      <w:pPr>
+        <w:spacing w:before="0" w:after="0"/>
+      </w:pPr>
+    </w:p>
+    <w:p>
+      <w:pPr>
+        <w:spacing w:before="0" w:after="0"/>
+      </w:pPr>
+    </w:p>
+    <w:p>
+      <w:pPr>
+        <w:spacing w:before="0" w:after="0"/>
+      </w:pPr>
+    </w:p>
+    <w:p>
+      <w:pPr>
+        <w:spacing w:before="0" w:after="0"/>
+      </w:pPr>
+    </w:p>
+    <w:p>
+      <w:pPr>
+        <w:spacing w:before="0" w:after="0"/>
+      </w:pPr>
+    </w:p>
+    <w:p>
+      <w:pPr>
+        <w:spacing w:before="0" w:after="0"/>
+      </w:pPr>
+    </w:p>
+    <w:p>
+      <w:pPr>
+        <w:spacing w:before="0" w:after="0"/>
+      </w:pPr>
+    </w:p>
     <w:bookmarkStart w:id="67" w:name="分-15"/>
     <w:p>
       <w:pPr>
@@ -7807,68 +7413,9 @@
     </w:p>
     <w:p>
       <w:pPr>
-        <w:pStyle w:val="BlockText"/>
-      </w:pPr>
-      <w:r>
-        <w:rPr>
-          <w:rFonts w:hint="eastAsia" w:ascii="Times New Roman" w:hAnsi="Times New Roman" w:eastAsia="FangSong" w:cs="Times New Roman"/>
-          <w:b/>
-          <w:bCs/>
-        </w:rPr>
-        <w:t xml:space="preserve">来源</w:t>
-      </w:r>
-      <w:r>
-        <w:rPr>
-          <w:rFonts w:hint="eastAsia" w:ascii="Times New Roman" w:hAnsi="Times New Roman" w:eastAsia="Times New Roman" w:cs="Times New Roman"/>
-        </w:rPr>
-        <w:t>：</w:t>
-      </w:r>
-      <w:r>
-        <w:rPr>
-          <w:rFonts w:hint="eastAsia" w:ascii="Times New Roman" w:hAnsi="Times New Roman" w:eastAsia="FangSong" w:cs="Times New Roman"/>
-        </w:rPr>
-        <w:t>题</w:t>
-      </w:r>
-      <w:r>
-        <w:rPr>
-          <w:rFonts w:hint="eastAsia" w:ascii="Times New Roman" w:hAnsi="Times New Roman" w:eastAsia="Times New Roman" w:cs="Times New Roman"/>
-        </w:rPr>
-        <w:t>-1080-</w:t>
-      </w:r>
-      <w:r>
-        <w:rPr>
-          <w:rFonts w:hint="eastAsia" w:ascii="Times New Roman" w:hAnsi="Times New Roman" w:eastAsia="FangSong" w:cs="Times New Roman"/>
-        </w:rPr>
-        <w:t>二分册</w:t>
-      </w:r>
-      <w:r>
-        <w:rPr>
-          <w:rFonts w:hint="eastAsia" w:ascii="Times New Roman" w:hAnsi="Times New Roman" w:eastAsia="Times New Roman" w:cs="Times New Roman"/>
-        </w:rPr>
-        <w:t>-L13</w:t>
-      </w:r>
-      <w:r>
-        <w:rPr>
-          <w:rFonts w:hint="eastAsia" w:ascii="Times New Roman" w:hAnsi="Times New Roman" w:eastAsia="FangSong" w:cs="Times New Roman"/>
-        </w:rPr>
-        <w:t>实</w:t>
-      </w:r>
-      <w:r>
-        <w:rPr>
-          <w:rFonts w:hint="eastAsia" w:ascii="Times New Roman" w:hAnsi="Times New Roman" w:eastAsia="Times New Roman" w:cs="Times New Roman"/>
-        </w:rPr>
-        <w:t>5-</w:t>
-      </w:r>
-      <w:r>
-        <w:rPr>
-          <w:rFonts w:hint="eastAsia" w:ascii="Times New Roman" w:hAnsi="Times New Roman" w:eastAsia="FangSong" w:cs="Times New Roman"/>
-        </w:rPr>
-        <w:t>丙烯丙醇混合物氢质量分数</w:t>
-      </w:r>
-    </w:p>
-    <w:p>
-      <w:pPr>
         <w:pStyle w:val="FirstParagraph"/>
+        <w:ind w:left="480" w:hanging="480"/>
+        <w:spacing w:after="0"/>
       </w:pPr>
       <w:r>
         <w:rPr>
@@ -8058,12 +7605,68 @@
         </w:rPr>
         <w:t xml:space="preserve"> </w:t>
       </w:r>
-      <w:r>
-        <w:rPr>
-          <w:rFonts w:ascii="Times New Roman" w:hAnsi="Times New Roman" w:eastAsia="Times New Roman" w:cs="Times New Roman"/>
-        </w:rPr>
-        <w:t xml:space="preserve">A. 78%　B. 22%　C. 14%　D. 13%</w:t>
-      </w:r>
+    </w:p>
+    <w:p>
+      <w:pPr>
+        <w:pStyle w:val="FirstParagraph"/>
+        <w:ind w:left="480" w:hanging="480"/>
+        <w:spacing w:before="0" w:after="0"/>
+      </w:pPr>
+      <w:r>
+        <w:rPr>
+          <w:rFonts w:ascii="Times New Roman" w:hAnsi="Times New Roman" w:eastAsia="Times New Roman" w:cs="Times New Roman"/>
+        </w:rPr>
+        <w:t xml:space="preserve">A. 78%　</w:t>
+      </w:r>
+    </w:p>
+    <w:p>
+      <w:pPr>
+        <w:pStyle w:val="FirstParagraph"/>
+        <w:ind w:left="480" w:hanging="480"/>
+        <w:spacing w:before="0" w:after="0"/>
+      </w:pPr>
+      <w:r>
+        <w:rPr>
+          <w:rFonts w:ascii="Times New Roman" w:hAnsi="Times New Roman" w:eastAsia="Times New Roman" w:cs="Times New Roman"/>
+        </w:rPr>
+        <w:t xml:space="preserve">B. 22%　</w:t>
+      </w:r>
+    </w:p>
+    <w:p>
+      <w:pPr>
+        <w:pStyle w:val="FirstParagraph"/>
+        <w:ind w:left="480" w:hanging="480"/>
+        <w:spacing w:before="0" w:after="0"/>
+      </w:pPr>
+      <w:r>
+        <w:rPr>
+          <w:rFonts w:ascii="Times New Roman" w:hAnsi="Times New Roman" w:eastAsia="Times New Roman" w:cs="Times New Roman"/>
+        </w:rPr>
+        <w:t xml:space="preserve">C. 14%　</w:t>
+      </w:r>
+    </w:p>
+    <w:p>
+      <w:pPr>
+        <w:pStyle w:val="FirstParagraph"/>
+        <w:ind w:left="480" w:hanging="480"/>
+        <w:spacing w:before="0" w:after="180"/>
+      </w:pPr>
+      <w:r>
+        <w:rPr>
+          <w:rFonts w:ascii="Times New Roman" w:hAnsi="Times New Roman" w:eastAsia="Times New Roman" w:cs="Times New Roman"/>
+        </w:rPr>
+        <w:t xml:space="preserve">D. 13%</w:t>
+      </w:r>
+    </w:p>
+    <w:p>
+      <w:pPr>
+        <w:spacing w:before="0" w:after="0"/>
+      </w:pPr>
+    </w:p>
+    <w:p>
+      <w:pPr>
+        <w:spacing w:before="0" w:after="0"/>
+      </w:pPr>
     </w:p>
     <w:bookmarkEnd w:id="67"/>
     <w:bookmarkStart w:id="68" w:name="分-16"/>
@@ -8099,68 +7702,9 @@
     </w:p>
     <w:p>
       <w:pPr>
-        <w:pStyle w:val="BlockText"/>
-      </w:pPr>
-      <w:r>
-        <w:rPr>
-          <w:rFonts w:hint="eastAsia" w:ascii="Times New Roman" w:hAnsi="Times New Roman" w:eastAsia="FangSong" w:cs="Times New Roman"/>
-          <w:b/>
-          <w:bCs/>
-        </w:rPr>
-        <w:t xml:space="preserve">来源</w:t>
-      </w:r>
-      <w:r>
-        <w:rPr>
-          <w:rFonts w:hint="eastAsia" w:ascii="Times New Roman" w:hAnsi="Times New Roman" w:eastAsia="Times New Roman" w:cs="Times New Roman"/>
-        </w:rPr>
-        <w:t>：</w:t>
-      </w:r>
-      <w:r>
-        <w:rPr>
-          <w:rFonts w:hint="eastAsia" w:ascii="Times New Roman" w:hAnsi="Times New Roman" w:eastAsia="FangSong" w:cs="Times New Roman"/>
-        </w:rPr>
-        <w:t>题</w:t>
-      </w:r>
-      <w:r>
-        <w:rPr>
-          <w:rFonts w:hint="eastAsia" w:ascii="Times New Roman" w:hAnsi="Times New Roman" w:eastAsia="Times New Roman" w:cs="Times New Roman"/>
-        </w:rPr>
-        <w:t>-1078-</w:t>
-      </w:r>
-      <w:r>
-        <w:rPr>
-          <w:rFonts w:hint="eastAsia" w:ascii="Times New Roman" w:hAnsi="Times New Roman" w:eastAsia="FangSong" w:cs="Times New Roman"/>
-        </w:rPr>
-        <w:t>二分册</w:t>
-      </w:r>
-      <w:r>
-        <w:rPr>
-          <w:rFonts w:hint="eastAsia" w:ascii="Times New Roman" w:hAnsi="Times New Roman" w:eastAsia="Times New Roman" w:cs="Times New Roman"/>
-        </w:rPr>
-        <w:t>-L13</w:t>
-      </w:r>
-      <w:r>
-        <w:rPr>
-          <w:rFonts w:hint="eastAsia" w:ascii="Times New Roman" w:hAnsi="Times New Roman" w:eastAsia="FangSong" w:cs="Times New Roman"/>
-        </w:rPr>
-        <w:t>实</w:t>
-      </w:r>
-      <w:r>
-        <w:rPr>
-          <w:rFonts w:hint="eastAsia" w:ascii="Times New Roman" w:hAnsi="Times New Roman" w:eastAsia="Times New Roman" w:cs="Times New Roman"/>
-        </w:rPr>
-        <w:t>3-</w:t>
-      </w:r>
-      <w:r>
-        <w:rPr>
-          <w:rFonts w:hint="eastAsia" w:ascii="Times New Roman" w:hAnsi="Times New Roman" w:eastAsia="FangSong" w:cs="Times New Roman"/>
-        </w:rPr>
-        <w:t>酒精生理作用说法判断</w:t>
-      </w:r>
-    </w:p>
-    <w:p>
-      <w:pPr>
         <w:pStyle w:val="FirstParagraph"/>
+        <w:ind w:left="480" w:hanging="480"/>
+        <w:spacing w:after="0"/>
       </w:pPr>
       <w:r>
         <w:rPr>
@@ -8324,12 +7868,68 @@
         </w:rPr>
         <w:t xml:space="preserve"> </w:t>
       </w:r>
-      <w:r>
-        <w:rPr>
-          <w:rFonts w:ascii="Times New Roman" w:hAnsi="Times New Roman" w:eastAsia="Times New Roman" w:cs="Times New Roman"/>
-        </w:rPr>
-        <w:t xml:space="preserve">A. ①④⑤　B. ①③⑤　C. ①③④⑤　D. ①②③④⑤</w:t>
-      </w:r>
+    </w:p>
+    <w:p>
+      <w:pPr>
+        <w:pStyle w:val="FirstParagraph"/>
+        <w:ind w:left="480" w:hanging="480"/>
+        <w:spacing w:before="0" w:after="0"/>
+      </w:pPr>
+      <w:r>
+        <w:rPr>
+          <w:rFonts w:ascii="Times New Roman" w:hAnsi="Times New Roman" w:eastAsia="Times New Roman" w:cs="Times New Roman"/>
+        </w:rPr>
+        <w:t xml:space="preserve">A. ①④⑤　</w:t>
+      </w:r>
+    </w:p>
+    <w:p>
+      <w:pPr>
+        <w:pStyle w:val="FirstParagraph"/>
+        <w:ind w:left="480" w:hanging="480"/>
+        <w:spacing w:before="0" w:after="0"/>
+      </w:pPr>
+      <w:r>
+        <w:rPr>
+          <w:rFonts w:ascii="Times New Roman" w:hAnsi="Times New Roman" w:eastAsia="Times New Roman" w:cs="Times New Roman"/>
+        </w:rPr>
+        <w:t xml:space="preserve">B. ①③⑤　</w:t>
+      </w:r>
+    </w:p>
+    <w:p>
+      <w:pPr>
+        <w:pStyle w:val="FirstParagraph"/>
+        <w:ind w:left="480" w:hanging="480"/>
+        <w:spacing w:before="0" w:after="0"/>
+      </w:pPr>
+      <w:r>
+        <w:rPr>
+          <w:rFonts w:ascii="Times New Roman" w:hAnsi="Times New Roman" w:eastAsia="Times New Roman" w:cs="Times New Roman"/>
+        </w:rPr>
+        <w:t xml:space="preserve">C. ①③④⑤　</w:t>
+      </w:r>
+    </w:p>
+    <w:p>
+      <w:pPr>
+        <w:pStyle w:val="FirstParagraph"/>
+        <w:ind w:left="480" w:hanging="480"/>
+        <w:spacing w:before="0" w:after="180"/>
+      </w:pPr>
+      <w:r>
+        <w:rPr>
+          <w:rFonts w:ascii="Times New Roman" w:hAnsi="Times New Roman" w:eastAsia="Times New Roman" w:cs="Times New Roman"/>
+        </w:rPr>
+        <w:t xml:space="preserve">D. ①②③④⑤</w:t>
+      </w:r>
+    </w:p>
+    <w:p>
+      <w:pPr>
+        <w:spacing w:before="0" w:after="0"/>
+      </w:pPr>
+    </w:p>
+    <w:p>
+      <w:pPr>
+        <w:spacing w:before="0" w:after="0"/>
+      </w:pPr>
     </w:p>
     <w:bookmarkEnd w:id="68"/>
     <w:bookmarkStart w:id="69" w:name="分-17"/>
@@ -8361,79 +7961,6 @@
           <w:rFonts w:hint="eastAsia" w:ascii="Times New Roman" w:hAnsi="Times New Roman" w:eastAsia="Times New Roman" w:cs="Times New Roman"/>
         </w:rPr>
         <w:t>）</w:t>
-      </w:r>
-    </w:p>
-    <w:p>
-      <w:pPr>
-        <w:pStyle w:val="BlockText"/>
-      </w:pPr>
-      <w:r>
-        <w:rPr>
-          <w:rFonts w:hint="eastAsia" w:ascii="Times New Roman" w:hAnsi="Times New Roman" w:eastAsia="FangSong" w:cs="Times New Roman"/>
-          <w:b/>
-          <w:bCs/>
-        </w:rPr>
-        <w:t xml:space="preserve">来源</w:t>
-      </w:r>
-      <w:r>
-        <w:rPr>
-          <w:rFonts w:hint="eastAsia" w:ascii="Times New Roman" w:hAnsi="Times New Roman" w:eastAsia="Times New Roman" w:cs="Times New Roman"/>
-        </w:rPr>
-        <w:t>：</w:t>
-      </w:r>
-      <w:r>
-        <w:rPr>
-          <w:rFonts w:hint="eastAsia" w:ascii="Times New Roman" w:hAnsi="Times New Roman" w:eastAsia="FangSong" w:cs="Times New Roman"/>
-        </w:rPr>
-        <w:t>题</w:t>
-      </w:r>
-      <w:r>
-        <w:rPr>
-          <w:rFonts w:hint="eastAsia" w:ascii="Times New Roman" w:hAnsi="Times New Roman" w:eastAsia="Times New Roman" w:cs="Times New Roman"/>
-        </w:rPr>
-        <w:t>-1085-</w:t>
-      </w:r>
-      <w:r>
-        <w:rPr>
-          <w:rFonts w:hint="eastAsia" w:ascii="Times New Roman" w:hAnsi="Times New Roman" w:eastAsia="FangSong" w:cs="Times New Roman"/>
-        </w:rPr>
-        <w:t>二分册</w:t>
-      </w:r>
-      <w:r>
-        <w:rPr>
-          <w:rFonts w:hint="eastAsia" w:ascii="Times New Roman" w:hAnsi="Times New Roman" w:eastAsia="Times New Roman" w:cs="Times New Roman"/>
-        </w:rPr>
-        <w:t>-L13</w:t>
-      </w:r>
-      <w:r>
-        <w:rPr>
-          <w:rFonts w:hint="eastAsia" w:ascii="Times New Roman" w:hAnsi="Times New Roman" w:eastAsia="FangSong" w:cs="Times New Roman"/>
-        </w:rPr>
-        <w:t>实</w:t>
-      </w:r>
-      <w:r>
-        <w:rPr>
-          <w:rFonts w:hint="eastAsia" w:ascii="Times New Roman" w:hAnsi="Times New Roman" w:eastAsia="Times New Roman" w:cs="Times New Roman"/>
-        </w:rPr>
-        <w:t>10-</w:t>
-      </w:r>
-      <w:r>
-        <w:rPr>
-          <w:rFonts w:hint="eastAsia" w:ascii="Times New Roman" w:hAnsi="Times New Roman" w:eastAsia="FangSong" w:cs="Times New Roman"/>
-        </w:rPr>
-        <w:t>苯酚定量</w:t>
-      </w:r>
-      <w:r>
-        <w:rPr>
-          <w:rFonts w:hint="eastAsia" w:ascii="Times New Roman" w:hAnsi="Times New Roman" w:eastAsia="Times New Roman" w:cs="Times New Roman"/>
-        </w:rPr>
-        <w:t>KBrO3</w:t>
-      </w:r>
-      <w:r>
-        <w:rPr>
-          <w:rFonts w:hint="eastAsia" w:ascii="Times New Roman" w:hAnsi="Times New Roman" w:eastAsia="FangSong" w:cs="Times New Roman"/>
-        </w:rPr>
-        <w:t>返滴定纯度</w:t>
       </w:r>
     </w:p>
     <w:p>
@@ -9653,6 +9180,46 @@
         <w:t>）</w:t>
       </w:r>
     </w:p>
+    <w:p>
+      <w:pPr>
+        <w:spacing w:before="0" w:after="0"/>
+      </w:pPr>
+    </w:p>
+    <w:p>
+      <w:pPr>
+        <w:spacing w:before="0" w:after="0"/>
+      </w:pPr>
+    </w:p>
+    <w:p>
+      <w:pPr>
+        <w:spacing w:before="0" w:after="0"/>
+      </w:pPr>
+    </w:p>
+    <w:p>
+      <w:pPr>
+        <w:spacing w:before="0" w:after="0"/>
+      </w:pPr>
+    </w:p>
+    <w:p>
+      <w:pPr>
+        <w:spacing w:before="0" w:after="0"/>
+      </w:pPr>
+    </w:p>
+    <w:p>
+      <w:pPr>
+        <w:spacing w:before="0" w:after="0"/>
+      </w:pPr>
+    </w:p>
+    <w:p>
+      <w:pPr>
+        <w:spacing w:before="0" w:after="0"/>
+      </w:pPr>
+    </w:p>
+    <w:p>
+      <w:pPr>
+        <w:spacing w:before="0" w:after="0"/>
+      </w:pPr>
+    </w:p>
     <w:bookmarkStart w:id="71" w:name="分-18"/>
     <w:p>
       <w:pPr>
@@ -9682,67 +9249,6 @@
           <w:rFonts w:hint="eastAsia" w:ascii="Times New Roman" w:hAnsi="Times New Roman" w:eastAsia="Times New Roman" w:cs="Times New Roman"/>
         </w:rPr>
         <w:t>）</w:t>
-      </w:r>
-    </w:p>
-    <w:p>
-      <w:pPr>
-        <w:pStyle w:val="BlockText"/>
-      </w:pPr>
-      <w:r>
-        <w:rPr>
-          <w:rFonts w:hint="eastAsia" w:ascii="Times New Roman" w:hAnsi="Times New Roman" w:eastAsia="FangSong" w:cs="Times New Roman"/>
-          <w:b/>
-          <w:bCs/>
-        </w:rPr>
-        <w:t xml:space="preserve">来源</w:t>
-      </w:r>
-      <w:r>
-        <w:rPr>
-          <w:rFonts w:hint="eastAsia" w:ascii="Times New Roman" w:hAnsi="Times New Roman" w:eastAsia="Times New Roman" w:cs="Times New Roman"/>
-        </w:rPr>
-        <w:t>：</w:t>
-      </w:r>
-      <w:r>
-        <w:rPr>
-          <w:rFonts w:hint="eastAsia" w:ascii="Times New Roman" w:hAnsi="Times New Roman" w:eastAsia="FangSong" w:cs="Times New Roman"/>
-        </w:rPr>
-        <w:t>题</w:t>
-      </w:r>
-      <w:r>
-        <w:rPr>
-          <w:rFonts w:hint="eastAsia" w:ascii="Times New Roman" w:hAnsi="Times New Roman" w:eastAsia="Times New Roman" w:cs="Times New Roman"/>
-        </w:rPr>
-        <w:t>-1090-</w:t>
-      </w:r>
-      <w:r>
-        <w:rPr>
-          <w:rFonts w:hint="eastAsia" w:ascii="Times New Roman" w:hAnsi="Times New Roman" w:eastAsia="FangSong" w:cs="Times New Roman"/>
-        </w:rPr>
-        <w:t>二分册</w:t>
-      </w:r>
-      <w:r>
-        <w:rPr>
-          <w:rFonts w:hint="eastAsia" w:ascii="Times New Roman" w:hAnsi="Times New Roman" w:eastAsia="Times New Roman" w:cs="Times New Roman"/>
-        </w:rPr>
-        <w:t>-L14</w:t>
-      </w:r>
-      <w:r>
-        <w:rPr>
-          <w:rFonts w:hint="eastAsia" w:ascii="Times New Roman" w:hAnsi="Times New Roman" w:eastAsia="FangSong" w:cs="Times New Roman"/>
-        </w:rPr>
-        <w:t>例</w:t>
-      </w:r>
-      <w:r>
-        <w:rPr>
-          <w:rFonts w:hint="eastAsia" w:ascii="Times New Roman" w:hAnsi="Times New Roman" w:eastAsia="Times New Roman" w:cs="Times New Roman"/>
-        </w:rPr>
-        <w:t>1-</w:t>
-      </w:r>
-      <w:r>
-        <w:rPr>
-          <w:rFonts w:hint="eastAsia" w:ascii="Times New Roman" w:hAnsi="Times New Roman" w:eastAsia="FangSong" w:cs="Times New Roman"/>
-        </w:rPr>
-        <w:t>乙醚丙酮提纯</w:t>
       </w:r>
     </w:p>
     <w:p>
@@ -9820,6 +9326,21 @@
         <w:t>。</w:t>
       </w:r>
     </w:p>
+    <w:p>
+      <w:pPr>
+        <w:spacing w:before="0" w:after="0"/>
+      </w:pPr>
+    </w:p>
+    <w:p>
+      <w:pPr>
+        <w:spacing w:before="0" w:after="0"/>
+      </w:pPr>
+    </w:p>
+    <w:p>
+      <w:pPr>
+        <w:spacing w:before="0" w:after="0"/>
+      </w:pPr>
+    </w:p>
     <w:bookmarkEnd w:id="71"/>
     <w:bookmarkStart w:id="72" w:name="分-19"/>
     <w:p>
@@ -9854,68 +9375,9 @@
     </w:p>
     <w:p>
       <w:pPr>
-        <w:pStyle w:val="BlockText"/>
-      </w:pPr>
-      <w:r>
-        <w:rPr>
-          <w:rFonts w:hint="eastAsia" w:ascii="Times New Roman" w:hAnsi="Times New Roman" w:eastAsia="FangSong" w:cs="Times New Roman"/>
-          <w:b/>
-          <w:bCs/>
-        </w:rPr>
-        <w:t xml:space="preserve">来源</w:t>
-      </w:r>
-      <w:r>
-        <w:rPr>
-          <w:rFonts w:hint="eastAsia" w:ascii="Times New Roman" w:hAnsi="Times New Roman" w:eastAsia="Times New Roman" w:cs="Times New Roman"/>
-        </w:rPr>
-        <w:t>：</w:t>
-      </w:r>
-      <w:r>
-        <w:rPr>
-          <w:rFonts w:hint="eastAsia" w:ascii="Times New Roman" w:hAnsi="Times New Roman" w:eastAsia="FangSong" w:cs="Times New Roman"/>
-        </w:rPr>
-        <w:t>题</w:t>
-      </w:r>
-      <w:r>
-        <w:rPr>
-          <w:rFonts w:hint="eastAsia" w:ascii="Times New Roman" w:hAnsi="Times New Roman" w:eastAsia="Times New Roman" w:cs="Times New Roman"/>
-        </w:rPr>
-        <w:t>-1100-</w:t>
-      </w:r>
-      <w:r>
-        <w:rPr>
-          <w:rFonts w:hint="eastAsia" w:ascii="Times New Roman" w:hAnsi="Times New Roman" w:eastAsia="FangSong" w:cs="Times New Roman"/>
-        </w:rPr>
-        <w:t>二分册</w:t>
-      </w:r>
-      <w:r>
-        <w:rPr>
-          <w:rFonts w:hint="eastAsia" w:ascii="Times New Roman" w:hAnsi="Times New Roman" w:eastAsia="Times New Roman" w:cs="Times New Roman"/>
-        </w:rPr>
-        <w:t>-L14</w:t>
-      </w:r>
-      <w:r>
-        <w:rPr>
-          <w:rFonts w:hint="eastAsia" w:ascii="Times New Roman" w:hAnsi="Times New Roman" w:eastAsia="FangSong" w:cs="Times New Roman"/>
-        </w:rPr>
-        <w:t>实</w:t>
-      </w:r>
-      <w:r>
-        <w:rPr>
-          <w:rFonts w:hint="eastAsia" w:ascii="Times New Roman" w:hAnsi="Times New Roman" w:eastAsia="Times New Roman" w:cs="Times New Roman"/>
-        </w:rPr>
-        <w:t>5-</w:t>
-      </w:r>
-      <w:r>
-        <w:rPr>
-          <w:rFonts w:hint="eastAsia" w:ascii="Times New Roman" w:hAnsi="Times New Roman" w:eastAsia="FangSong" w:cs="Times New Roman"/>
-        </w:rPr>
-        <w:t>乙炔乙醛混合气体氧质量分数</w:t>
-      </w:r>
-    </w:p>
-    <w:p>
-      <w:pPr>
         <w:pStyle w:val="FirstParagraph"/>
+        <w:ind w:left="480" w:hanging="480"/>
+        <w:spacing w:after="0"/>
       </w:pPr>
       <w:r>
         <w:rPr>
@@ -10001,12 +9463,68 @@
         </w:rPr>
         <w:t xml:space="preserve"> </w:t>
       </w:r>
-      <w:r>
-        <w:rPr>
-          <w:rFonts w:ascii="Times New Roman" w:hAnsi="Times New Roman" w:eastAsia="Times New Roman" w:cs="Times New Roman"/>
-        </w:rPr>
-        <w:t xml:space="preserve">A. 32%　B. 22.65%　C. 19.56%　D. 2.14%</w:t>
-      </w:r>
+    </w:p>
+    <w:p>
+      <w:pPr>
+        <w:pStyle w:val="FirstParagraph"/>
+        <w:ind w:left="480" w:hanging="480"/>
+        <w:spacing w:before="0" w:after="0"/>
+      </w:pPr>
+      <w:r>
+        <w:rPr>
+          <w:rFonts w:ascii="Times New Roman" w:hAnsi="Times New Roman" w:eastAsia="Times New Roman" w:cs="Times New Roman"/>
+        </w:rPr>
+        <w:t xml:space="preserve">A. 32%　</w:t>
+      </w:r>
+    </w:p>
+    <w:p>
+      <w:pPr>
+        <w:pStyle w:val="FirstParagraph"/>
+        <w:ind w:left="480" w:hanging="480"/>
+        <w:spacing w:before="0" w:after="0"/>
+      </w:pPr>
+      <w:r>
+        <w:rPr>
+          <w:rFonts w:ascii="Times New Roman" w:hAnsi="Times New Roman" w:eastAsia="Times New Roman" w:cs="Times New Roman"/>
+        </w:rPr>
+        <w:t xml:space="preserve">B. 22.65%　</w:t>
+      </w:r>
+    </w:p>
+    <w:p>
+      <w:pPr>
+        <w:pStyle w:val="FirstParagraph"/>
+        <w:ind w:left="480" w:hanging="480"/>
+        <w:spacing w:before="0" w:after="0"/>
+      </w:pPr>
+      <w:r>
+        <w:rPr>
+          <w:rFonts w:ascii="Times New Roman" w:hAnsi="Times New Roman" w:eastAsia="Times New Roman" w:cs="Times New Roman"/>
+        </w:rPr>
+        <w:t xml:space="preserve">C. 19.56%　</w:t>
+      </w:r>
+    </w:p>
+    <w:p>
+      <w:pPr>
+        <w:pStyle w:val="FirstParagraph"/>
+        <w:ind w:left="480" w:hanging="480"/>
+        <w:spacing w:before="0" w:after="180"/>
+      </w:pPr>
+      <w:r>
+        <w:rPr>
+          <w:rFonts w:ascii="Times New Roman" w:hAnsi="Times New Roman" w:eastAsia="Times New Roman" w:cs="Times New Roman"/>
+        </w:rPr>
+        <w:t xml:space="preserve">D. 2.14%</w:t>
+      </w:r>
+    </w:p>
+    <w:p>
+      <w:pPr>
+        <w:spacing w:before="0" w:after="0"/>
+      </w:pPr>
+    </w:p>
+    <w:p>
+      <w:pPr>
+        <w:spacing w:before="0" w:after="0"/>
+      </w:pPr>
     </w:p>
     <w:bookmarkEnd w:id="72"/>
     <w:bookmarkStart w:id="76" w:name="分-20"/>
@@ -10038,67 +9556,6 @@
           <w:rFonts w:hint="eastAsia" w:ascii="Times New Roman" w:hAnsi="Times New Roman" w:eastAsia="Times New Roman" w:cs="Times New Roman"/>
         </w:rPr>
         <w:t>）</w:t>
-      </w:r>
-    </w:p>
-    <w:p>
-      <w:pPr>
-        <w:pStyle w:val="BlockText"/>
-      </w:pPr>
-      <w:r>
-        <w:rPr>
-          <w:rFonts w:hint="eastAsia" w:ascii="Times New Roman" w:hAnsi="Times New Roman" w:eastAsia="FangSong" w:cs="Times New Roman"/>
-          <w:b/>
-          <w:bCs/>
-        </w:rPr>
-        <w:t xml:space="preserve">来源</w:t>
-      </w:r>
-      <w:r>
-        <w:rPr>
-          <w:rFonts w:hint="eastAsia" w:ascii="Times New Roman" w:hAnsi="Times New Roman" w:eastAsia="Times New Roman" w:cs="Times New Roman"/>
-        </w:rPr>
-        <w:t>：</w:t>
-      </w:r>
-      <w:r>
-        <w:rPr>
-          <w:rFonts w:hint="eastAsia" w:ascii="Times New Roman" w:hAnsi="Times New Roman" w:eastAsia="FangSong" w:cs="Times New Roman"/>
-        </w:rPr>
-        <w:t>题</w:t>
-      </w:r>
-      <w:r>
-        <w:rPr>
-          <w:rFonts w:hint="eastAsia" w:ascii="Times New Roman" w:hAnsi="Times New Roman" w:eastAsia="Times New Roman" w:cs="Times New Roman"/>
-        </w:rPr>
-        <w:t>-1106-</w:t>
-      </w:r>
-      <w:r>
-        <w:rPr>
-          <w:rFonts w:hint="eastAsia" w:ascii="Times New Roman" w:hAnsi="Times New Roman" w:eastAsia="FangSong" w:cs="Times New Roman"/>
-        </w:rPr>
-        <w:t>二分册</w:t>
-      </w:r>
-      <w:r>
-        <w:rPr>
-          <w:rFonts w:hint="eastAsia" w:ascii="Times New Roman" w:hAnsi="Times New Roman" w:eastAsia="Times New Roman" w:cs="Times New Roman"/>
-        </w:rPr>
-        <w:t>-L14</w:t>
-      </w:r>
-      <w:r>
-        <w:rPr>
-          <w:rFonts w:hint="eastAsia" w:ascii="Times New Roman" w:hAnsi="Times New Roman" w:eastAsia="FangSong" w:cs="Times New Roman"/>
-        </w:rPr>
-        <w:t>实</w:t>
-      </w:r>
-      <w:r>
-        <w:rPr>
-          <w:rFonts w:hint="eastAsia" w:ascii="Times New Roman" w:hAnsi="Times New Roman" w:eastAsia="Times New Roman" w:cs="Times New Roman"/>
-        </w:rPr>
-        <w:t>12-</w:t>
-      </w:r>
-      <w:r>
-        <w:rPr>
-          <w:rFonts w:hint="eastAsia" w:ascii="Times New Roman" w:hAnsi="Times New Roman" w:eastAsia="FangSong" w:cs="Times New Roman"/>
-        </w:rPr>
-        <w:t>丙酮双氧水熵炸弹四问</w:t>
       </w:r>
     </w:p>
     <w:p>
@@ -10772,7 +10229,7 @@
         </w:rPr>
         <w:drawing>
           <wp:inline>
-            <wp:extent cx="3240000" cy="3123453"/>
+            <wp:extent cx="3240000" cy="3088489"/>
             <wp:effectExtent b="0" l="0" r="0" t="0"/>
             <wp:docPr descr="" title="" id="74" name="Picture"/>
             <a:graphic>
@@ -10793,7 +10250,7 @@
                   <pic:spPr bwMode="auto">
                     <a:xfrm>
                       <a:off x="0" y="0"/>
-                      <a:ext cx="3240000" cy="3123453"/>
+                      <a:ext cx="3240000" cy="3088489"/>
                     </a:xfrm>
                     <a:prstGeom prst="rect">
                       <a:avLst/>
@@ -10875,6 +10332,46 @@
         <w:t>）</w:t>
       </w:r>
     </w:p>
+    <w:p>
+      <w:pPr>
+        <w:spacing w:before="0" w:after="0"/>
+      </w:pPr>
+    </w:p>
+    <w:p>
+      <w:pPr>
+        <w:spacing w:before="0" w:after="0"/>
+      </w:pPr>
+    </w:p>
+    <w:p>
+      <w:pPr>
+        <w:spacing w:before="0" w:after="0"/>
+      </w:pPr>
+    </w:p>
+    <w:p>
+      <w:pPr>
+        <w:spacing w:before="0" w:after="0"/>
+      </w:pPr>
+    </w:p>
+    <w:p>
+      <w:pPr>
+        <w:spacing w:before="0" w:after="0"/>
+      </w:pPr>
+    </w:p>
+    <w:p>
+      <w:pPr>
+        <w:spacing w:before="0" w:after="0"/>
+      </w:pPr>
+    </w:p>
+    <w:p>
+      <w:pPr>
+        <w:spacing w:before="0" w:after="0"/>
+      </w:pPr>
+    </w:p>
+    <w:p>
+      <w:pPr>
+        <w:spacing w:before="0" w:after="0"/>
+      </w:pPr>
+    </w:p>
     <w:bookmarkStart w:id="78" w:name="分-21"/>
     <w:p>
       <w:pPr>
@@ -10904,67 +10401,6 @@
           <w:rFonts w:hint="eastAsia" w:ascii="Times New Roman" w:hAnsi="Times New Roman" w:eastAsia="Times New Roman" w:cs="Times New Roman"/>
         </w:rPr>
         <w:t>）</w:t>
-      </w:r>
-    </w:p>
-    <w:p>
-      <w:pPr>
-        <w:pStyle w:val="BlockText"/>
-      </w:pPr>
-      <w:r>
-        <w:rPr>
-          <w:rFonts w:hint="eastAsia" w:ascii="Times New Roman" w:hAnsi="Times New Roman" w:eastAsia="FangSong" w:cs="Times New Roman"/>
-          <w:b/>
-          <w:bCs/>
-        </w:rPr>
-        <w:t xml:space="preserve">来源</w:t>
-      </w:r>
-      <w:r>
-        <w:rPr>
-          <w:rFonts w:hint="eastAsia" w:ascii="Times New Roman" w:hAnsi="Times New Roman" w:eastAsia="Times New Roman" w:cs="Times New Roman"/>
-        </w:rPr>
-        <w:t>：</w:t>
-      </w:r>
-      <w:r>
-        <w:rPr>
-          <w:rFonts w:hint="eastAsia" w:ascii="Times New Roman" w:hAnsi="Times New Roman" w:eastAsia="FangSong" w:cs="Times New Roman"/>
-        </w:rPr>
-        <w:t>题</w:t>
-      </w:r>
-      <w:r>
-        <w:rPr>
-          <w:rFonts w:hint="eastAsia" w:ascii="Times New Roman" w:hAnsi="Times New Roman" w:eastAsia="Times New Roman" w:cs="Times New Roman"/>
-        </w:rPr>
-        <w:t>-1108-</w:t>
-      </w:r>
-      <w:r>
-        <w:rPr>
-          <w:rFonts w:hint="eastAsia" w:ascii="Times New Roman" w:hAnsi="Times New Roman" w:eastAsia="FangSong" w:cs="Times New Roman"/>
-        </w:rPr>
-        <w:t>二分册</w:t>
-      </w:r>
-      <w:r>
-        <w:rPr>
-          <w:rFonts w:hint="eastAsia" w:ascii="Times New Roman" w:hAnsi="Times New Roman" w:eastAsia="Times New Roman" w:cs="Times New Roman"/>
-        </w:rPr>
-        <w:t>-L15</w:t>
-      </w:r>
-      <w:r>
-        <w:rPr>
-          <w:rFonts w:hint="eastAsia" w:ascii="Times New Roman" w:hAnsi="Times New Roman" w:eastAsia="FangSong" w:cs="Times New Roman"/>
-        </w:rPr>
-        <w:t>例</w:t>
-      </w:r>
-      <w:r>
-        <w:rPr>
-          <w:rFonts w:hint="eastAsia" w:ascii="Times New Roman" w:hAnsi="Times New Roman" w:eastAsia="Times New Roman" w:cs="Times New Roman"/>
-        </w:rPr>
-        <w:t>1-C3H6O3</w:t>
-      </w:r>
-      <w:r>
-        <w:rPr>
-          <w:rFonts w:hint="eastAsia" w:ascii="Times New Roman" w:hAnsi="Times New Roman" w:eastAsia="FangSong" w:cs="Times New Roman"/>
-        </w:rPr>
-        <w:t>分子式电离度与结构</w:t>
       </w:r>
     </w:p>
     <w:p>
@@ -11629,6 +11065,31 @@
         <w:t>。</w:t>
       </w:r>
     </w:p>
+    <w:p>
+      <w:pPr>
+        <w:spacing w:before="0" w:after="0"/>
+      </w:pPr>
+    </w:p>
+    <w:p>
+      <w:pPr>
+        <w:spacing w:before="0" w:after="0"/>
+      </w:pPr>
+    </w:p>
+    <w:p>
+      <w:pPr>
+        <w:spacing w:before="0" w:after="0"/>
+      </w:pPr>
+    </w:p>
+    <w:p>
+      <w:pPr>
+        <w:spacing w:before="0" w:after="0"/>
+      </w:pPr>
+    </w:p>
+    <w:p>
+      <w:pPr>
+        <w:spacing w:before="0" w:after="0"/>
+      </w:pPr>
+    </w:p>
     <w:bookmarkEnd w:id="78"/>
     <w:bookmarkStart w:id="85" w:name="分-22"/>
     <w:p>
@@ -11663,67 +11124,6 @@
     </w:p>
     <w:p>
       <w:pPr>
-        <w:pStyle w:val="BlockText"/>
-      </w:pPr>
-      <w:r>
-        <w:rPr>
-          <w:rFonts w:hint="eastAsia" w:ascii="Times New Roman" w:hAnsi="Times New Roman" w:eastAsia="FangSong" w:cs="Times New Roman"/>
-          <w:b/>
-          <w:bCs/>
-        </w:rPr>
-        <w:t xml:space="preserve">来源</w:t>
-      </w:r>
-      <w:r>
-        <w:rPr>
-          <w:rFonts w:hint="eastAsia" w:ascii="Times New Roman" w:hAnsi="Times New Roman" w:eastAsia="Times New Roman" w:cs="Times New Roman"/>
-        </w:rPr>
-        <w:t>：</w:t>
-      </w:r>
-      <w:r>
-        <w:rPr>
-          <w:rFonts w:hint="eastAsia" w:ascii="Times New Roman" w:hAnsi="Times New Roman" w:eastAsia="FangSong" w:cs="Times New Roman"/>
-        </w:rPr>
-        <w:t>题</w:t>
-      </w:r>
-      <w:r>
-        <w:rPr>
-          <w:rFonts w:hint="eastAsia" w:ascii="Times New Roman" w:hAnsi="Times New Roman" w:eastAsia="Times New Roman" w:cs="Times New Roman"/>
-        </w:rPr>
-        <w:t>-1115-</w:t>
-      </w:r>
-      <w:r>
-        <w:rPr>
-          <w:rFonts w:hint="eastAsia" w:ascii="Times New Roman" w:hAnsi="Times New Roman" w:eastAsia="FangSong" w:cs="Times New Roman"/>
-        </w:rPr>
-        <w:t>二分册</w:t>
-      </w:r>
-      <w:r>
-        <w:rPr>
-          <w:rFonts w:hint="eastAsia" w:ascii="Times New Roman" w:hAnsi="Times New Roman" w:eastAsia="Times New Roman" w:cs="Times New Roman"/>
-        </w:rPr>
-        <w:t>-L15</w:t>
-      </w:r>
-      <w:r>
-        <w:rPr>
-          <w:rFonts w:hint="eastAsia" w:ascii="Times New Roman" w:hAnsi="Times New Roman" w:eastAsia="FangSong" w:cs="Times New Roman"/>
-        </w:rPr>
-        <w:t>实</w:t>
-      </w:r>
-      <w:r>
-        <w:rPr>
-          <w:rFonts w:hint="eastAsia" w:ascii="Times New Roman" w:hAnsi="Times New Roman" w:eastAsia="Times New Roman" w:cs="Times New Roman"/>
-        </w:rPr>
-        <w:t>1-</w:t>
-      </w:r>
-      <w:r>
-        <w:rPr>
-          <w:rFonts w:hint="eastAsia" w:ascii="Times New Roman" w:hAnsi="Times New Roman" w:eastAsia="FangSong" w:cs="Times New Roman"/>
-        </w:rPr>
-        <w:t>莽草酸与鞣酸判断</w:t>
-      </w:r>
-    </w:p>
-    <w:p>
-      <w:pPr>
         <w:pStyle w:val="FirstParagraph"/>
       </w:pPr>
       <w:r>
@@ -11790,6 +11190,8 @@
     <w:p>
       <w:pPr>
         <w:pStyle w:val="BodyText"/>
+        <w:ind w:left="480" w:hanging="480"/>
+        <w:spacing w:after="0"/>
       </w:pPr>
       <w:r>
         <w:rPr>
@@ -11809,6 +11211,13 @@
         </w:rPr>
         <w:t xml:space="preserve"> </w:t>
       </w:r>
+    </w:p>
+    <w:p>
+      <w:pPr>
+        <w:pStyle w:val="BodyText"/>
+        <w:ind w:left="480" w:hanging="480"/>
+        <w:spacing w:before="0" w:after="0"/>
+      </w:pPr>
       <w:r>
         <w:rPr>
           <w:rFonts w:ascii="Times New Roman" w:hAnsi="Times New Roman" w:eastAsia="Times New Roman" w:cs="Times New Roman"/>
@@ -11827,6 +11236,13 @@
         </w:rPr>
         <w:t xml:space="preserve"> </w:t>
       </w:r>
+    </w:p>
+    <w:p>
+      <w:pPr>
+        <w:pStyle w:val="BodyText"/>
+        <w:ind w:left="480" w:hanging="480"/>
+        <w:spacing w:before="0" w:after="0"/>
+      </w:pPr>
       <w:r>
         <w:rPr>
           <w:rFonts w:ascii="Times New Roman" w:hAnsi="Times New Roman" w:eastAsia="Times New Roman" w:cs="Times New Roman"/>
@@ -11845,6 +11261,13 @@
         </w:rPr>
         <w:t xml:space="preserve"> </w:t>
       </w:r>
+    </w:p>
+    <w:p>
+      <w:pPr>
+        <w:pStyle w:val="BodyText"/>
+        <w:ind w:left="480" w:hanging="480"/>
+        <w:spacing w:before="0" w:after="180"/>
+      </w:pPr>
       <w:r>
         <w:rPr>
           <w:rFonts w:ascii="Times New Roman" w:hAnsi="Times New Roman" w:eastAsia="Times New Roman" w:cs="Times New Roman"/>
@@ -11906,7 +11329,7 @@
         </w:rPr>
         <w:drawing>
           <wp:inline>
-            <wp:extent cx="3240000" cy="3100858"/>
+            <wp:extent cx="3240000" cy="3089536"/>
             <wp:effectExtent b="0" l="0" r="0" t="0"/>
             <wp:docPr descr="" title="" id="80" name="Picture"/>
             <a:graphic>
@@ -11927,7 +11350,7 @@
                   <pic:spPr bwMode="auto">
                     <a:xfrm>
                       <a:off x="0" y="0"/>
-                      <a:ext cx="3240000" cy="3100858"/>
+                      <a:ext cx="3240000" cy="3089536"/>
                     </a:xfrm>
                     <a:prstGeom prst="rect">
                       <a:avLst/>
@@ -11970,7 +11393,7 @@
         </w:rPr>
         <w:drawing>
           <wp:inline>
-            <wp:extent cx="3240000" cy="3100858"/>
+            <wp:extent cx="3240000" cy="3089536"/>
             <wp:effectExtent b="0" l="0" r="0" t="0"/>
             <wp:docPr descr="" title="" id="83" name="Picture"/>
             <a:graphic>
@@ -11991,7 +11414,7 @@
                   <pic:spPr bwMode="auto">
                     <a:xfrm>
                       <a:off x="0" y="0"/>
-                      <a:ext cx="3240000" cy="3100858"/>
+                      <a:ext cx="3240000" cy="3089536"/>
                     </a:xfrm>
                     <a:prstGeom prst="rect">
                       <a:avLst/>
@@ -12022,6 +11445,16 @@
         <w:t xml:space="preserve">鞣酸</w:t>
       </w:r>
     </w:p>
+    <w:p>
+      <w:pPr>
+        <w:spacing w:before="0" w:after="0"/>
+      </w:pPr>
+    </w:p>
+    <w:p>
+      <w:pPr>
+        <w:spacing w:before="0" w:after="0"/>
+      </w:pPr>
+    </w:p>
     <w:bookmarkEnd w:id="85"/>
     <w:bookmarkStart w:id="86" w:name="分-23"/>
     <w:p>
@@ -12056,68 +11489,9 @@
     </w:p>
     <w:p>
       <w:pPr>
-        <w:pStyle w:val="BlockText"/>
-      </w:pPr>
-      <w:r>
-        <w:rPr>
-          <w:rFonts w:hint="eastAsia" w:ascii="Times New Roman" w:hAnsi="Times New Roman" w:eastAsia="FangSong" w:cs="Times New Roman"/>
-          <w:b/>
-          <w:bCs/>
-        </w:rPr>
-        <w:t xml:space="preserve">来源</w:t>
-      </w:r>
-      <w:r>
-        <w:rPr>
-          <w:rFonts w:hint="eastAsia" w:ascii="Times New Roman" w:hAnsi="Times New Roman" w:eastAsia="Times New Roman" w:cs="Times New Roman"/>
-        </w:rPr>
-        <w:t>：</w:t>
-      </w:r>
-      <w:r>
-        <w:rPr>
-          <w:rFonts w:hint="eastAsia" w:ascii="Times New Roman" w:hAnsi="Times New Roman" w:eastAsia="FangSong" w:cs="Times New Roman"/>
-        </w:rPr>
-        <w:t>题</w:t>
-      </w:r>
-      <w:r>
-        <w:rPr>
-          <w:rFonts w:hint="eastAsia" w:ascii="Times New Roman" w:hAnsi="Times New Roman" w:eastAsia="Times New Roman" w:cs="Times New Roman"/>
-        </w:rPr>
-        <w:t>-1118-</w:t>
-      </w:r>
-      <w:r>
-        <w:rPr>
-          <w:rFonts w:hint="eastAsia" w:ascii="Times New Roman" w:hAnsi="Times New Roman" w:eastAsia="FangSong" w:cs="Times New Roman"/>
-        </w:rPr>
-        <w:t>二分册</w:t>
-      </w:r>
-      <w:r>
-        <w:rPr>
-          <w:rFonts w:hint="eastAsia" w:ascii="Times New Roman" w:hAnsi="Times New Roman" w:eastAsia="Times New Roman" w:cs="Times New Roman"/>
-        </w:rPr>
-        <w:t>-L15</w:t>
-      </w:r>
-      <w:r>
-        <w:rPr>
-          <w:rFonts w:hint="eastAsia" w:ascii="Times New Roman" w:hAnsi="Times New Roman" w:eastAsia="FangSong" w:cs="Times New Roman"/>
-        </w:rPr>
-        <w:t>实</w:t>
-      </w:r>
-      <w:r>
-        <w:rPr>
-          <w:rFonts w:hint="eastAsia" w:ascii="Times New Roman" w:hAnsi="Times New Roman" w:eastAsia="Times New Roman" w:cs="Times New Roman"/>
-        </w:rPr>
-        <w:t>4-</w:t>
-      </w:r>
-      <w:r>
-        <w:rPr>
-          <w:rFonts w:hint="eastAsia" w:ascii="Times New Roman" w:hAnsi="Times New Roman" w:eastAsia="FangSong" w:cs="Times New Roman"/>
-        </w:rPr>
-        <w:t>乙醛与乙酸分离方法</w:t>
-      </w:r>
-    </w:p>
-    <w:p>
-      <w:pPr>
         <w:pStyle w:val="FirstParagraph"/>
+        <w:ind w:left="480" w:hanging="480"/>
+        <w:spacing w:after="0"/>
       </w:pPr>
       <w:r>
         <w:rPr>
@@ -12149,6 +11523,13 @@
         </w:rPr>
         <w:t xml:space="preserve"> </w:t>
       </w:r>
+    </w:p>
+    <w:p>
+      <w:pPr>
+        <w:pStyle w:val="FirstParagraph"/>
+        <w:ind w:left="480" w:hanging="480"/>
+        <w:spacing w:before="0" w:after="0"/>
+      </w:pPr>
       <w:r>
         <w:rPr>
           <w:rFonts w:ascii="Times New Roman" w:hAnsi="Times New Roman" w:eastAsia="Times New Roman" w:cs="Times New Roman"/>
@@ -12167,6 +11548,13 @@
         </w:rPr>
         <w:t xml:space="preserve"> </w:t>
       </w:r>
+    </w:p>
+    <w:p>
+      <w:pPr>
+        <w:pStyle w:val="FirstParagraph"/>
+        <w:ind w:left="480" w:hanging="480"/>
+        <w:spacing w:before="0" w:after="0"/>
+      </w:pPr>
       <w:r>
         <w:rPr>
           <w:rFonts w:ascii="Times New Roman" w:hAnsi="Times New Roman" w:eastAsia="Times New Roman" w:cs="Times New Roman"/>
@@ -12221,6 +11609,13 @@
         </w:rPr>
         <w:t xml:space="preserve"> </w:t>
       </w:r>
+    </w:p>
+    <w:p>
+      <w:pPr>
+        <w:pStyle w:val="FirstParagraph"/>
+        <w:ind w:left="480" w:hanging="480"/>
+        <w:spacing w:before="0" w:after="0"/>
+      </w:pPr>
       <w:r>
         <w:rPr>
           <w:rFonts w:ascii="Times New Roman" w:hAnsi="Times New Roman" w:eastAsia="Times New Roman" w:cs="Times New Roman"/>
@@ -12251,6 +11646,13 @@
         </w:rPr>
         <w:t xml:space="preserve"> </w:t>
       </w:r>
+    </w:p>
+    <w:p>
+      <w:pPr>
+        <w:pStyle w:val="FirstParagraph"/>
+        <w:ind w:left="480" w:hanging="480"/>
+        <w:spacing w:before="0" w:after="180"/>
+      </w:pPr>
       <w:r>
         <w:rPr>
           <w:rFonts w:ascii="Times New Roman" w:hAnsi="Times New Roman" w:eastAsia="Times New Roman" w:cs="Times New Roman"/>
@@ -12263,6 +11665,16 @@
         </w:rPr>
         <w:t xml:space="preserve">利用银镜反应进行分离</w:t>
       </w:r>
+    </w:p>
+    <w:p>
+      <w:pPr>
+        <w:spacing w:before="0" w:after="0"/>
+      </w:pPr>
+    </w:p>
+    <w:p>
+      <w:pPr>
+        <w:spacing w:before="0" w:after="0"/>
+      </w:pPr>
     </w:p>
     <w:bookmarkEnd w:id="86"/>
     <w:bookmarkStart w:id="99" w:name="分-24"/>
@@ -12294,67 +11706,6 @@
           <w:rFonts w:hint="eastAsia" w:ascii="Times New Roman" w:hAnsi="Times New Roman" w:eastAsia="Times New Roman" w:cs="Times New Roman"/>
         </w:rPr>
         <w:t>）</w:t>
-      </w:r>
-    </w:p>
-    <w:p>
-      <w:pPr>
-        <w:pStyle w:val="BlockText"/>
-      </w:pPr>
-      <w:r>
-        <w:rPr>
-          <w:rFonts w:hint="eastAsia" w:ascii="Times New Roman" w:hAnsi="Times New Roman" w:eastAsia="FangSong" w:cs="Times New Roman"/>
-          <w:b/>
-          <w:bCs/>
-        </w:rPr>
-        <w:t xml:space="preserve">来源</w:t>
-      </w:r>
-      <w:r>
-        <w:rPr>
-          <w:rFonts w:hint="eastAsia" w:ascii="Times New Roman" w:hAnsi="Times New Roman" w:eastAsia="Times New Roman" w:cs="Times New Roman"/>
-        </w:rPr>
-        <w:t>：</w:t>
-      </w:r>
-      <w:r>
-        <w:rPr>
-          <w:rFonts w:hint="eastAsia" w:ascii="Times New Roman" w:hAnsi="Times New Roman" w:eastAsia="FangSong" w:cs="Times New Roman"/>
-        </w:rPr>
-        <w:t>题</w:t>
-      </w:r>
-      <w:r>
-        <w:rPr>
-          <w:rFonts w:hint="eastAsia" w:ascii="Times New Roman" w:hAnsi="Times New Roman" w:eastAsia="Times New Roman" w:cs="Times New Roman"/>
-        </w:rPr>
-        <w:t>-1112-</w:t>
-      </w:r>
-      <w:r>
-        <w:rPr>
-          <w:rFonts w:hint="eastAsia" w:ascii="Times New Roman" w:hAnsi="Times New Roman" w:eastAsia="FangSong" w:cs="Times New Roman"/>
-        </w:rPr>
-        <w:t>二分册</w:t>
-      </w:r>
-      <w:r>
-        <w:rPr>
-          <w:rFonts w:hint="eastAsia" w:ascii="Times New Roman" w:hAnsi="Times New Roman" w:eastAsia="Times New Roman" w:cs="Times New Roman"/>
-        </w:rPr>
-        <w:t>-L15</w:t>
-      </w:r>
-      <w:r>
-        <w:rPr>
-          <w:rFonts w:hint="eastAsia" w:ascii="Times New Roman" w:hAnsi="Times New Roman" w:eastAsia="FangSong" w:cs="Times New Roman"/>
-        </w:rPr>
-        <w:t>对例</w:t>
-      </w:r>
-      <w:r>
-        <w:rPr>
-          <w:rFonts w:hint="eastAsia" w:ascii="Times New Roman" w:hAnsi="Times New Roman" w:eastAsia="Times New Roman" w:cs="Times New Roman"/>
-        </w:rPr>
-        <w:t>2-2001</w:t>
-      </w:r>
-      <w:r>
-        <w:rPr>
-          <w:rFonts w:hint="eastAsia" w:ascii="Times New Roman" w:hAnsi="Times New Roman" w:eastAsia="FangSong" w:cs="Times New Roman"/>
-        </w:rPr>
-        <w:t>全国初赛布洛芬绿色合成</w:t>
       </w:r>
     </w:p>
     <w:p>
@@ -12578,7 +11929,7 @@
         </w:rPr>
         <w:drawing>
           <wp:inline>
-            <wp:extent cx="3600000" cy="1265201"/>
+            <wp:extent cx="3575025" cy="1265201"/>
             <wp:effectExtent b="0" l="0" r="0" t="0"/>
             <wp:docPr descr="" title="" id="94" name="Picture"/>
             <a:graphic>
@@ -12599,7 +11950,7 @@
                   <pic:spPr bwMode="auto">
                     <a:xfrm>
                       <a:off x="0" y="0"/>
-                      <a:ext cx="3600000" cy="1265201"/>
+                      <a:ext cx="3575025" cy="1265201"/>
                     </a:xfrm>
                     <a:prstGeom prst="rect">
                       <a:avLst/>
@@ -12630,7 +11981,7 @@
         </w:rPr>
         <w:drawing>
           <wp:inline>
-            <wp:extent cx="3600000" cy="772928"/>
+            <wp:extent cx="3591595" cy="772928"/>
             <wp:effectExtent b="0" l="0" r="0" t="0"/>
             <wp:docPr descr="" title="" id="97" name="Picture"/>
             <a:graphic>
@@ -12651,7 +12002,7 @@
                   <pic:spPr bwMode="auto">
                     <a:xfrm>
                       <a:off x="0" y="0"/>
-                      <a:ext cx="3600000" cy="772928"/>
+                      <a:ext cx="3591595" cy="772928"/>
                     </a:xfrm>
                     <a:prstGeom prst="rect">
                       <a:avLst/>
@@ -12733,6 +12084,31 @@
         </w:rPr>
         <w:t>：____。</w:t>
       </w:r>
+    </w:p>
+    <w:p>
+      <w:pPr>
+        <w:spacing w:before="0" w:after="0"/>
+      </w:pPr>
+    </w:p>
+    <w:p>
+      <w:pPr>
+        <w:spacing w:before="0" w:after="0"/>
+      </w:pPr>
+    </w:p>
+    <w:p>
+      <w:pPr>
+        <w:spacing w:before="0" w:after="0"/>
+      </w:pPr>
+    </w:p>
+    <w:p>
+      <w:pPr>
+        <w:spacing w:before="0" w:after="0"/>
+      </w:pPr>
+    </w:p>
+    <w:p>
+      <w:pPr>
+        <w:spacing w:before="0" w:after="0"/>
+      </w:pPr>
     </w:p>
     <w:bookmarkEnd w:id="99"/>
     <w:bookmarkEnd w:id="100"/>

--- a/00-首页/题组Word/阶段测试卷/有机化学阶段测试卷.docx
+++ b/00-首页/题组Word/阶段测试卷/有机化学阶段测试卷.docx
@@ -1772,8 +1772,8 @@
     <w:p>
       <w:pPr>
         <w:pStyle w:val="BodyText"/>
+        <w:spacing w:before="0" w:after="0"/>
         <w:ind w:left="480" w:hanging="480"/>
-        <w:spacing w:after="0"/>
       </w:pPr>
       <w:r>
         <w:rPr>
@@ -1867,8 +1867,8 @@
     <w:p>
       <w:pPr>
         <w:pStyle w:val="BodyText"/>
+        <w:spacing w:before="0" w:after="0"/>
         <w:ind w:left="480" w:hanging="480"/>
-        <w:spacing w:before="0" w:after="0"/>
       </w:pPr>
       <w:r>
         <w:rPr>
@@ -1962,8 +1962,8 @@
     <w:p>
       <w:pPr>
         <w:pStyle w:val="BodyText"/>
+        <w:spacing w:before="0" w:after="0"/>
         <w:ind w:left="480" w:hanging="480"/>
-        <w:spacing w:before="0" w:after="0"/>
       </w:pPr>
       <w:r>
         <w:rPr>
@@ -2057,8 +2057,8 @@
     <w:p>
       <w:pPr>
         <w:pStyle w:val="BodyText"/>
+        <w:spacing w:before="0" w:after="0"/>
         <w:ind w:left="480" w:hanging="480"/>
-        <w:spacing w:before="0" w:after="180"/>
       </w:pPr>
       <w:r>
         <w:rPr>
@@ -3828,8 +3828,8 @@
     <w:p>
       <w:pPr>
         <w:pStyle w:val="BodyText"/>
+        <w:spacing w:before="0" w:after="0"/>
         <w:ind w:left="480" w:hanging="480"/>
-        <w:spacing w:after="0"/>
       </w:pPr>
       <w:r>
         <w:rPr>
@@ -3859,8 +3859,8 @@
     <w:p>
       <w:pPr>
         <w:pStyle w:val="BodyText"/>
+        <w:spacing w:before="0" w:after="0"/>
         <w:ind w:left="480" w:hanging="480"/>
-        <w:spacing w:before="0" w:after="0"/>
       </w:pPr>
       <w:r>
         <w:rPr>
@@ -3890,8 +3890,8 @@
     <w:p>
       <w:pPr>
         <w:pStyle w:val="BodyText"/>
+        <w:spacing w:before="0" w:after="0"/>
         <w:ind w:left="480" w:hanging="480"/>
-        <w:spacing w:before="0" w:after="0"/>
       </w:pPr>
       <w:r>
         <w:rPr>
@@ -3921,8 +3921,8 @@
     <w:p>
       <w:pPr>
         <w:pStyle w:val="BodyText"/>
+        <w:spacing w:before="0" w:after="0"/>
         <w:ind w:left="480" w:hanging="480"/>
-        <w:spacing w:before="0" w:after="180"/>
       </w:pPr>
       <w:r>
         <w:rPr>
@@ -4236,8 +4236,8 @@
     <w:p>
       <w:pPr>
         <w:pStyle w:val="BodyText"/>
+        <w:spacing w:before="0" w:after="0"/>
         <w:ind w:left="480" w:hanging="480"/>
-        <w:spacing w:after="0"/>
       </w:pPr>
       <w:r>
         <w:rPr>
@@ -4307,8 +4307,8 @@
     <w:p>
       <w:pPr>
         <w:pStyle w:val="BodyText"/>
+        <w:spacing w:before="0" w:after="0"/>
         <w:ind w:left="480" w:hanging="480"/>
-        <w:spacing w:before="0" w:after="0"/>
       </w:pPr>
       <w:r>
         <w:rPr>
@@ -4378,8 +4378,8 @@
     <w:p>
       <w:pPr>
         <w:pStyle w:val="BodyText"/>
+        <w:spacing w:before="0" w:after="0"/>
         <w:ind w:left="480" w:hanging="480"/>
-        <w:spacing w:before="0" w:after="0"/>
       </w:pPr>
       <w:r>
         <w:rPr>
@@ -4449,8 +4449,8 @@
     <w:p>
       <w:pPr>
         <w:pStyle w:val="BodyText"/>
+        <w:spacing w:before="0" w:after="0"/>
         <w:ind w:left="480" w:hanging="480"/>
-        <w:spacing w:before="0" w:after="180"/>
       </w:pPr>
       <w:r>
         <w:rPr>
@@ -4975,8 +4975,8 @@
     <w:p>
       <w:pPr>
         <w:pStyle w:val="BodyText"/>
+        <w:spacing w:before="0" w:after="0"/>
         <w:ind w:left="480" w:hanging="480"/>
-        <w:spacing w:after="0"/>
       </w:pPr>
       <w:r>
         <w:rPr>
@@ -4988,8 +4988,8 @@
     <w:p>
       <w:pPr>
         <w:pStyle w:val="BodyText"/>
+        <w:spacing w:before="0" w:after="0"/>
         <w:ind w:left="480" w:hanging="480"/>
-        <w:spacing w:before="0" w:after="0"/>
       </w:pPr>
       <w:r>
         <w:rPr>
@@ -5001,8 +5001,8 @@
     <w:p>
       <w:pPr>
         <w:pStyle w:val="BodyText"/>
+        <w:spacing w:before="0" w:after="0"/>
         <w:ind w:left="480" w:hanging="480"/>
-        <w:spacing w:before="0" w:after="0"/>
       </w:pPr>
       <w:r>
         <w:rPr>
@@ -5014,8 +5014,8 @@
     <w:p>
       <w:pPr>
         <w:pStyle w:val="BodyText"/>
+        <w:spacing w:before="0" w:after="0"/>
         <w:ind w:left="480" w:hanging="480"/>
-        <w:spacing w:before="0" w:after="180"/>
       </w:pPr>
       <w:r>
         <w:rPr>
@@ -5355,8 +5355,8 @@
     <w:p>
       <w:pPr>
         <w:pStyle w:val="BodyText"/>
+        <w:spacing w:before="0" w:after="0"/>
         <w:ind w:left="480" w:hanging="480"/>
-        <w:spacing w:after="0"/>
       </w:pPr>
       <w:r>
         <w:rPr>
@@ -5368,8 +5368,8 @@
     <w:p>
       <w:pPr>
         <w:pStyle w:val="BodyText"/>
+        <w:spacing w:before="0" w:after="0"/>
         <w:ind w:left="480" w:hanging="480"/>
-        <w:spacing w:before="0" w:after="0"/>
       </w:pPr>
       <w:r>
         <w:rPr>
@@ -5381,8 +5381,8 @@
     <w:p>
       <w:pPr>
         <w:pStyle w:val="BodyText"/>
+        <w:spacing w:before="0" w:after="0"/>
         <w:ind w:left="480" w:hanging="480"/>
-        <w:spacing w:before="0" w:after="0"/>
       </w:pPr>
       <w:r>
         <w:rPr>
@@ -5394,8 +5394,8 @@
     <w:p>
       <w:pPr>
         <w:pStyle w:val="BodyText"/>
+        <w:spacing w:before="0" w:after="0"/>
         <w:ind w:left="480" w:hanging="480"/>
-        <w:spacing w:before="0" w:after="180"/>
       </w:pPr>
       <w:r>
         <w:rPr>
@@ -5511,8 +5511,8 @@
     <w:p>
       <w:pPr>
         <w:pStyle w:val="FirstParagraph"/>
+        <w:spacing w:before="0" w:after="0"/>
         <w:ind w:left="480" w:hanging="480"/>
-        <w:spacing w:after="0"/>
       </w:pPr>
       <w:r>
         <w:rPr>
@@ -5717,8 +5717,8 @@
     <w:p>
       <w:pPr>
         <w:pStyle w:val="FirstParagraph"/>
+        <w:spacing w:before="0" w:after="0"/>
         <w:ind w:left="480" w:hanging="480"/>
-        <w:spacing w:before="0" w:after="0"/>
       </w:pPr>
       <w:r>
         <w:rPr>
@@ -5777,8 +5777,8 @@
     <w:p>
       <w:pPr>
         <w:pStyle w:val="FirstParagraph"/>
+        <w:spacing w:before="0" w:after="0"/>
         <w:ind w:left="480" w:hanging="480"/>
-        <w:spacing w:before="0" w:after="0"/>
       </w:pPr>
       <w:r>
         <w:rPr>
@@ -5854,8 +5854,8 @@
     <w:p>
       <w:pPr>
         <w:pStyle w:val="FirstParagraph"/>
+        <w:spacing w:before="0" w:after="0"/>
         <w:ind w:left="480" w:hanging="480"/>
-        <w:spacing w:before="0" w:after="0"/>
       </w:pPr>
       <w:r>
         <w:rPr>
@@ -5940,8 +5940,8 @@
     <w:p>
       <w:pPr>
         <w:pStyle w:val="FirstParagraph"/>
+        <w:spacing w:before="0" w:after="0"/>
         <w:ind w:left="480" w:hanging="480"/>
-        <w:spacing w:before="0" w:after="180"/>
       </w:pPr>
       <w:r>
         <w:rPr>
@@ -6065,8 +6065,8 @@
     <w:p>
       <w:pPr>
         <w:pStyle w:val="FirstParagraph"/>
+        <w:spacing w:before="0" w:after="0"/>
         <w:ind w:left="480" w:hanging="480"/>
-        <w:spacing w:after="0"/>
       </w:pPr>
       <w:r>
         <w:rPr>
@@ -6114,8 +6114,8 @@
     <w:p>
       <w:pPr>
         <w:pStyle w:val="FirstParagraph"/>
+        <w:spacing w:before="0" w:after="0"/>
         <w:ind w:left="480" w:hanging="480"/>
-        <w:spacing w:before="0" w:after="0"/>
       </w:pPr>
       <w:r>
         <w:rPr>
@@ -6174,8 +6174,8 @@
     <w:p>
       <w:pPr>
         <w:pStyle w:val="FirstParagraph"/>
+        <w:spacing w:before="0" w:after="0"/>
         <w:ind w:left="480" w:hanging="480"/>
-        <w:spacing w:before="0" w:after="0"/>
       </w:pPr>
       <w:r>
         <w:rPr>
@@ -6211,8 +6211,8 @@
     <w:p>
       <w:pPr>
         <w:pStyle w:val="FirstParagraph"/>
+        <w:spacing w:before="0" w:after="0"/>
         <w:ind w:left="480" w:hanging="480"/>
-        <w:spacing w:before="0" w:after="0"/>
       </w:pPr>
       <w:r>
         <w:rPr>
@@ -6248,8 +6248,8 @@
     <w:p>
       <w:pPr>
         <w:pStyle w:val="FirstParagraph"/>
+        <w:spacing w:before="0" w:after="0"/>
         <w:ind w:left="480" w:hanging="480"/>
-        <w:spacing w:before="0" w:after="180"/>
       </w:pPr>
       <w:r>
         <w:rPr>
@@ -7414,8 +7414,8 @@
     <w:p>
       <w:pPr>
         <w:pStyle w:val="FirstParagraph"/>
+        <w:spacing w:before="0" w:after="0"/>
         <w:ind w:left="480" w:hanging="480"/>
-        <w:spacing w:after="0"/>
       </w:pPr>
       <w:r>
         <w:rPr>
@@ -7609,8 +7609,8 @@
     <w:p>
       <w:pPr>
         <w:pStyle w:val="FirstParagraph"/>
+        <w:spacing w:before="0" w:after="0"/>
         <w:ind w:left="480" w:hanging="480"/>
-        <w:spacing w:before="0" w:after="0"/>
       </w:pPr>
       <w:r>
         <w:rPr>
@@ -7622,8 +7622,8 @@
     <w:p>
       <w:pPr>
         <w:pStyle w:val="FirstParagraph"/>
+        <w:spacing w:before="0" w:after="0"/>
         <w:ind w:left="480" w:hanging="480"/>
-        <w:spacing w:before="0" w:after="0"/>
       </w:pPr>
       <w:r>
         <w:rPr>
@@ -7635,8 +7635,8 @@
     <w:p>
       <w:pPr>
         <w:pStyle w:val="FirstParagraph"/>
+        <w:spacing w:before="0" w:after="0"/>
         <w:ind w:left="480" w:hanging="480"/>
-        <w:spacing w:before="0" w:after="0"/>
       </w:pPr>
       <w:r>
         <w:rPr>
@@ -7648,8 +7648,8 @@
     <w:p>
       <w:pPr>
         <w:pStyle w:val="FirstParagraph"/>
+        <w:spacing w:before="0" w:after="0"/>
         <w:ind w:left="480" w:hanging="480"/>
-        <w:spacing w:before="0" w:after="180"/>
       </w:pPr>
       <w:r>
         <w:rPr>
@@ -7703,8 +7703,8 @@
     <w:p>
       <w:pPr>
         <w:pStyle w:val="FirstParagraph"/>
+        <w:spacing w:before="0" w:after="0"/>
         <w:ind w:left="480" w:hanging="480"/>
-        <w:spacing w:after="0"/>
       </w:pPr>
       <w:r>
         <w:rPr>
@@ -7872,8 +7872,8 @@
     <w:p>
       <w:pPr>
         <w:pStyle w:val="FirstParagraph"/>
+        <w:spacing w:before="0" w:after="0"/>
         <w:ind w:left="480" w:hanging="480"/>
-        <w:spacing w:before="0" w:after="0"/>
       </w:pPr>
       <w:r>
         <w:rPr>
@@ -7885,8 +7885,8 @@
     <w:p>
       <w:pPr>
         <w:pStyle w:val="FirstParagraph"/>
+        <w:spacing w:before="0" w:after="0"/>
         <w:ind w:left="480" w:hanging="480"/>
-        <w:spacing w:before="0" w:after="0"/>
       </w:pPr>
       <w:r>
         <w:rPr>
@@ -7898,8 +7898,8 @@
     <w:p>
       <w:pPr>
         <w:pStyle w:val="FirstParagraph"/>
+        <w:spacing w:before="0" w:after="0"/>
         <w:ind w:left="480" w:hanging="480"/>
-        <w:spacing w:before="0" w:after="0"/>
       </w:pPr>
       <w:r>
         <w:rPr>
@@ -7911,8 +7911,8 @@
     <w:p>
       <w:pPr>
         <w:pStyle w:val="FirstParagraph"/>
+        <w:spacing w:before="0" w:after="0"/>
         <w:ind w:left="480" w:hanging="480"/>
-        <w:spacing w:before="0" w:after="180"/>
       </w:pPr>
       <w:r>
         <w:rPr>
@@ -9376,8 +9376,8 @@
     <w:p>
       <w:pPr>
         <w:pStyle w:val="FirstParagraph"/>
+        <w:spacing w:before="0" w:after="0"/>
         <w:ind w:left="480" w:hanging="480"/>
-        <w:spacing w:after="0"/>
       </w:pPr>
       <w:r>
         <w:rPr>
@@ -9467,8 +9467,8 @@
     <w:p>
       <w:pPr>
         <w:pStyle w:val="FirstParagraph"/>
+        <w:spacing w:before="0" w:after="0"/>
         <w:ind w:left="480" w:hanging="480"/>
-        <w:spacing w:before="0" w:after="0"/>
       </w:pPr>
       <w:r>
         <w:rPr>
@@ -9480,8 +9480,8 @@
     <w:p>
       <w:pPr>
         <w:pStyle w:val="FirstParagraph"/>
+        <w:spacing w:before="0" w:after="0"/>
         <w:ind w:left="480" w:hanging="480"/>
-        <w:spacing w:before="0" w:after="0"/>
       </w:pPr>
       <w:r>
         <w:rPr>
@@ -9493,8 +9493,8 @@
     <w:p>
       <w:pPr>
         <w:pStyle w:val="FirstParagraph"/>
+        <w:spacing w:before="0" w:after="0"/>
         <w:ind w:left="480" w:hanging="480"/>
-        <w:spacing w:before="0" w:after="0"/>
       </w:pPr>
       <w:r>
         <w:rPr>
@@ -9506,8 +9506,8 @@
     <w:p>
       <w:pPr>
         <w:pStyle w:val="FirstParagraph"/>
+        <w:spacing w:before="0" w:after="0"/>
         <w:ind w:left="480" w:hanging="480"/>
-        <w:spacing w:before="0" w:after="180"/>
       </w:pPr>
       <w:r>
         <w:rPr>
@@ -11190,8 +11190,8 @@
     <w:p>
       <w:pPr>
         <w:pStyle w:val="BodyText"/>
+        <w:spacing w:before="0" w:after="0"/>
         <w:ind w:left="480" w:hanging="480"/>
-        <w:spacing w:after="0"/>
       </w:pPr>
       <w:r>
         <w:rPr>
@@ -11215,8 +11215,8 @@
     <w:p>
       <w:pPr>
         <w:pStyle w:val="BodyText"/>
+        <w:spacing w:before="0" w:after="0"/>
         <w:ind w:left="480" w:hanging="480"/>
-        <w:spacing w:before="0" w:after="0"/>
       </w:pPr>
       <w:r>
         <w:rPr>
@@ -11240,8 +11240,8 @@
     <w:p>
       <w:pPr>
         <w:pStyle w:val="BodyText"/>
+        <w:spacing w:before="0" w:after="0"/>
         <w:ind w:left="480" w:hanging="480"/>
-        <w:spacing w:before="0" w:after="0"/>
       </w:pPr>
       <w:r>
         <w:rPr>
@@ -11265,8 +11265,8 @@
     <w:p>
       <w:pPr>
         <w:pStyle w:val="BodyText"/>
+        <w:spacing w:before="0" w:after="0"/>
         <w:ind w:left="480" w:hanging="480"/>
-        <w:spacing w:before="0" w:after="180"/>
       </w:pPr>
       <w:r>
         <w:rPr>
@@ -11490,8 +11490,8 @@
     <w:p>
       <w:pPr>
         <w:pStyle w:val="FirstParagraph"/>
+        <w:spacing w:before="0" w:after="0"/>
         <w:ind w:left="480" w:hanging="480"/>
-        <w:spacing w:after="0"/>
       </w:pPr>
       <w:r>
         <w:rPr>
@@ -11527,8 +11527,8 @@
     <w:p>
       <w:pPr>
         <w:pStyle w:val="FirstParagraph"/>
+        <w:spacing w:before="0" w:after="0"/>
         <w:ind w:left="480" w:hanging="480"/>
-        <w:spacing w:before="0" w:after="0"/>
       </w:pPr>
       <w:r>
         <w:rPr>
@@ -11552,8 +11552,8 @@
     <w:p>
       <w:pPr>
         <w:pStyle w:val="FirstParagraph"/>
+        <w:spacing w:before="0" w:after="0"/>
         <w:ind w:left="480" w:hanging="480"/>
-        <w:spacing w:before="0" w:after="0"/>
       </w:pPr>
       <w:r>
         <w:rPr>
@@ -11613,8 +11613,8 @@
     <w:p>
       <w:pPr>
         <w:pStyle w:val="FirstParagraph"/>
+        <w:spacing w:before="0" w:after="0"/>
         <w:ind w:left="480" w:hanging="480"/>
-        <w:spacing w:before="0" w:after="0"/>
       </w:pPr>
       <w:r>
         <w:rPr>
@@ -11650,8 +11650,8 @@
     <w:p>
       <w:pPr>
         <w:pStyle w:val="FirstParagraph"/>
+        <w:spacing w:before="0" w:after="0"/>
         <w:ind w:left="480" w:hanging="480"/>
-        <w:spacing w:before="0" w:after="180"/>
       </w:pPr>
       <w:r>
         <w:rPr>
@@ -12697,7 +12697,7 @@
     <ns0:rPr>
       <ns0:rFonts ns0:ascii="Times New Roman" ns0:cs="Times New Roman" ns0:eastAsia="SimHei" ns0:hAnsi="Times New Roman"/>
       <ns0:b/>
-      <ns0:color ns0:val="17324D"/>
+      <ns0:color ns0:val="000000"/>
       <ns0:sz ns0:val="44"/>
       <ns0:szCs ns0:val="56"/>
     </ns0:rPr>
@@ -12839,7 +12839,7 @@
     <ns0:rPr>
       <ns0:rFonts ns0:ascii="Times New Roman" ns0:cs="Times New Roman" ns0:eastAsia="SimHei" ns0:hAnsi="Times New Roman"/>
       <ns0:b/>
-      <ns0:color ns0:val="17324D"/>
+      <ns0:color ns0:val="000000"/>
       <ns0:sz ns0:val="32"/>
       <ns0:szCs ns0:val="40"/>
     </ns0:rPr>
@@ -12863,7 +12863,7 @@
     <ns0:rPr>
       <ns0:rFonts ns0:ascii="Times New Roman" ns0:cs="Times New Roman" ns0:eastAsia="SimHei" ns0:hAnsi="Times New Roman"/>
       <ns0:b/>
-      <ns0:color ns0:val="17324D"/>
+      <ns0:color ns0:val="000000"/>
       <ns0:sz ns0:val="28"/>
       <ns0:szCs ns0:val="32"/>
     </ns0:rPr>
@@ -12887,7 +12887,7 @@
     <ns0:rPr>
       <ns0:rFonts ns0:ascii="Times New Roman" ns0:cs="Times New Roman" ns0:eastAsia="SimHei" ns0:hAnsi="Times New Roman"/>
       <ns0:b/>
-      <ns0:color ns0:val="17324D"/>
+      <ns0:color ns0:val="000000"/>
       <ns0:sz ns0:val="25"/>
       <ns0:szCs ns0:val="28"/>
     </ns0:rPr>
